--- a/Моделирование и средства проетирования информационных систем и технологий/Моделирование и средства проетирования информационных систем и технологий.docx
+++ b/Моделирование и средства проетирования информационных систем и технологий/Моделирование и средства проетирования информационных систем и технологий.docx
@@ -1,6 +1,6 @@
 
 <file path=word/document.xml><?xml version="1.0" encoding="utf-8"?>
-<w:document xmlns:wpc="http://schemas.microsoft.com/office/word/2010/wordprocessingCanvas" xmlns:cx="http://schemas.microsoft.com/office/drawing/2014/chartex" xmlns:cx1="http://schemas.microsoft.com/office/drawing/2015/9/8/chartex" xmlns:cx2="http://schemas.microsoft.com/office/drawing/2015/10/21/chartex" xmlns:cx3="http://schemas.microsoft.com/office/drawing/2016/5/9/chartex" xmlns:cx4="http://schemas.microsoft.com/office/drawing/2016/5/10/chartex" xmlns:cx5="http://schemas.microsoft.com/office/drawing/2016/5/11/chartex" xmlns:cx6="http://schemas.microsoft.com/office/drawing/2016/5/12/chartex" xmlns:cx7="http://schemas.microsoft.com/office/drawing/2016/5/13/chartex" xmlns:cx8="http://schemas.microsoft.com/office/drawing/2016/5/14/chartex" xmlns:mc="http://schemas.openxmlformats.org/markup-compatibility/2006" xmlns:aink="http://schemas.microsoft.com/office/drawing/2016/ink" xmlns:am3d="http://schemas.microsoft.com/office/drawing/2017/model3d" xmlns:o="urn:schemas-microsoft-com:office:office" xmlns:oel="http://schemas.microsoft.com/office/2019/extlst" xmlns:r="http://schemas.openxmlformats.org/officeDocument/2006/relationships" xmlns:m="http://schemas.openxmlformats.org/officeDocument/2006/math" xmlns:v="urn:schemas-microsoft-com:vml" xmlns:wp14="http://schemas.microsoft.com/office/word/2010/wordprocessingDrawing" xmlns:wp="http://schemas.openxmlformats.org/drawingml/2006/wordprocessingDrawing" xmlns:w10="urn:schemas-microsoft-com:office:word" xmlns:w="http://schemas.openxmlformats.org/wordprocessingml/2006/main" xmlns:w14="http://schemas.microsoft.com/office/word/2010/wordml" xmlns:w15="http://schemas.microsoft.com/office/word/2012/wordml" xmlns:w16cex="http://schemas.microsoft.com/office/word/2018/wordml/cex" xmlns:w16cid="http://schemas.microsoft.com/office/word/2016/wordml/cid" xmlns:w16="http://schemas.microsoft.com/office/word/2018/wordml" xmlns:w16du="http://schemas.microsoft.com/office/word/2023/wordml/word16du" xmlns:w16sdtdh="http://schemas.microsoft.com/office/word/2020/wordml/sdtdatahash" xmlns:w16sdtfl="http://schemas.microsoft.com/office/word/2024/wordml/sdtformatlock" xmlns:w16se="http://schemas.microsoft.com/office/word/2015/wordml/symex" xmlns:wpg="http://schemas.microsoft.com/office/word/2010/wordprocessingGroup" xmlns:wpi="http://schemas.microsoft.com/office/word/2010/wordprocessingInk" xmlns:wne="http://schemas.microsoft.com/office/word/2006/wordml" xmlns:wps="http://schemas.microsoft.com/office/word/2010/wordprocessingShape" mc:Ignorable="w14 w15 w16se w16cid w16 w16cex w16sdtdh w16sdtfl w16du wp14">
+<w:document xmlns:wpc="http://schemas.microsoft.com/office/word/2010/wordprocessingCanvas" xmlns:cx="http://schemas.microsoft.com/office/drawing/2014/chartex" xmlns:cx1="http://schemas.microsoft.com/office/drawing/2015/9/8/chartex" xmlns:cx2="http://schemas.microsoft.com/office/drawing/2015/10/21/chartex" xmlns:cx3="http://schemas.microsoft.com/office/drawing/2016/5/9/chartex" xmlns:cx4="http://schemas.microsoft.com/office/drawing/2016/5/10/chartex" xmlns:cx5="http://schemas.microsoft.com/office/drawing/2016/5/11/chartex" xmlns:cx6="http://schemas.microsoft.com/office/drawing/2016/5/12/chartex" xmlns:cx7="http://schemas.microsoft.com/office/drawing/2016/5/13/chartex" xmlns:cx8="http://schemas.microsoft.com/office/drawing/2016/5/14/chartex" xmlns:mc="http://schemas.openxmlformats.org/markup-compatibility/2006" xmlns:aink="http://schemas.microsoft.com/office/drawing/2016/ink" xmlns:am3d="http://schemas.microsoft.com/office/drawing/2017/model3d" xmlns:o="urn:schemas-microsoft-com:office:office" xmlns:oel="http://schemas.microsoft.com/office/2019/extlst" xmlns:r="http://schemas.openxmlformats.org/officeDocument/2006/relationships" xmlns:m="http://schemas.openxmlformats.org/officeDocument/2006/math" xmlns:v="urn:schemas-microsoft-com:vml" xmlns:wp14="http://schemas.microsoft.com/office/word/2010/wordprocessingDrawing" xmlns:wp="http://schemas.openxmlformats.org/drawingml/2006/wordprocessingDrawing" xmlns:w10="urn:schemas-microsoft-com:office:word" xmlns:w="http://schemas.openxmlformats.org/wordprocessingml/2006/main" xmlns:w14="http://schemas.microsoft.com/office/word/2010/wordml" xmlns:w15="http://schemas.microsoft.com/office/word/2012/wordml" xmlns:w16cex="http://schemas.microsoft.com/office/word/2018/wordml/cex" xmlns:w16cid="http://schemas.microsoft.com/office/word/2016/wordml/cid" xmlns:w16="http://schemas.microsoft.com/office/word/2018/wordml" xmlns:w16du="http://schemas.microsoft.com/office/word/2023/wordml/word16du" xmlns:w16sdtdh="http://schemas.microsoft.com/office/word/2020/wordml/sdtdatahash" xmlns:w16se="http://schemas.microsoft.com/office/word/2015/wordml/symex" xmlns:wpg="http://schemas.microsoft.com/office/word/2010/wordprocessingGroup" xmlns:wpi="http://schemas.microsoft.com/office/word/2010/wordprocessingInk" xmlns:wne="http://schemas.microsoft.com/office/word/2006/wordml" xmlns:wps="http://schemas.microsoft.com/office/word/2010/wordprocessingShape" mc:Ignorable="w14 w15 w16se w16cid w16 w16cex w16sdtdh wp14">
   <w:body>
     <w:p>
       <w:pPr>
@@ -18,29 +18,2139 @@
         <w:t>Лекция №1</w:t>
       </w:r>
       <w:r>
+        <w:t xml:space="preserve"> «</w:t>
+      </w:r>
+      <w:r>
+        <w:t>Теоретические основы проектирования ИС</w:t>
+      </w:r>
+      <w:r>
+        <w:t>»</w:t>
+      </w:r>
+    </w:p>
+    <w:p>
+      <w:r>
+        <w:t>Вопросы:</w:t>
+      </w:r>
+    </w:p>
+    <w:p>
+      <w:pPr>
+        <w:pStyle w:val="a7"/>
+        <w:numPr>
+          <w:ilvl w:val="0"/>
+          <w:numId w:val="1"/>
+        </w:numPr>
+      </w:pPr>
+      <w:r>
+        <w:t>Основные понятия процесса проектирования ИС</w:t>
+      </w:r>
+    </w:p>
+    <w:p>
+      <w:pPr>
+        <w:pStyle w:val="a7"/>
+        <w:numPr>
+          <w:ilvl w:val="0"/>
+          <w:numId w:val="1"/>
+        </w:numPr>
+      </w:pPr>
+      <w:r>
+        <w:t>Принципы проектирования ИС</w:t>
+      </w:r>
+    </w:p>
+    <w:p>
+      <w:pPr>
+        <w:pStyle w:val="a7"/>
+        <w:numPr>
+          <w:ilvl w:val="0"/>
+          <w:numId w:val="1"/>
+        </w:numPr>
+      </w:pPr>
+      <w:r>
+        <w:t>Методы и средства проектирования ИС</w:t>
+      </w:r>
+    </w:p>
+    <w:p>
+      <w:pPr>
+        <w:pStyle w:val="a7"/>
+        <w:numPr>
+          <w:ilvl w:val="0"/>
+          <w:numId w:val="1"/>
+        </w:numPr>
+      </w:pPr>
+      <w:r>
+        <w:t>Технологии проектирования ИС</w:t>
+      </w:r>
+    </w:p>
+    <w:p>
+      <w:pPr>
+        <w:pStyle w:val="a7"/>
+        <w:numPr>
+          <w:ilvl w:val="0"/>
+          <w:numId w:val="1"/>
+        </w:numPr>
+      </w:pPr>
+      <w:r>
+        <w:t>Формализация технологии проектирования ИС</w:t>
+      </w:r>
+    </w:p>
+    <w:p>
+      <w:pPr>
+        <w:pStyle w:val="a7"/>
+        <w:numPr>
+          <w:ilvl w:val="0"/>
+          <w:numId w:val="1"/>
+        </w:numPr>
+      </w:pPr>
+      <w:r>
+        <w:t>Требования к эффективности и надёжности проектных решений</w:t>
+      </w:r>
+    </w:p>
+    <w:p/>
+    <w:p>
+      <w:pPr>
+        <w:pStyle w:val="3"/>
+      </w:pPr>
+      <w:r>
+        <w:t>Основные понятия процесса проектирования ИС</w:t>
+      </w:r>
+    </w:p>
+    <w:p>
+      <w:r>
+        <w:rPr>
+          <w:b/>
+          <w:bCs/>
+        </w:rPr>
+        <w:t>ИС</w:t>
+      </w:r>
+      <w:r>
+        <w:t xml:space="preserve"> – это совокупность </w:t>
+      </w:r>
+      <w:r>
+        <w:rPr>
+          <w:i/>
+          <w:iCs/>
+        </w:rPr>
+        <w:t>функциональных</w:t>
+      </w:r>
+      <w:r>
+        <w:t xml:space="preserve"> и </w:t>
+      </w:r>
+      <w:r>
+        <w:rPr>
+          <w:i/>
+          <w:iCs/>
+        </w:rPr>
+        <w:t>обеспечивающих подсистем</w:t>
+      </w:r>
+      <w:r>
+        <w:t>, для сбора, хранения, обработки и выдачи информации при решении различных задач.</w:t>
+      </w:r>
+    </w:p>
+    <w:p>
+      <w:r>
+        <w:rPr>
+          <w:b/>
+          <w:bCs/>
+        </w:rPr>
+        <w:t>Обеспечивающие подсистемы:</w:t>
+      </w:r>
+      <w:r>
+        <w:t xml:space="preserve"> программные, технологические, информационные, организационные, лингвистические, правовые, математические</w:t>
+      </w:r>
+      <w:r>
+        <w:t xml:space="preserve"> и технологические.</w:t>
+      </w:r>
+    </w:p>
+    <w:p>
+      <w:r>
+        <w:rPr>
+          <w:b/>
+          <w:bCs/>
+        </w:rPr>
+        <w:t>Процесс проектирования ИС</w:t>
+      </w:r>
+      <w:r>
+        <w:t xml:space="preserve"> – это процесс принятия проектно-конструкторских решений, направленных на получение описания системы (проекта ИС), удовлетворяющего требованиям заказчика.</w:t>
+      </w:r>
+    </w:p>
+    <w:p>
+      <w:r>
+        <w:rPr>
+          <w:b/>
+          <w:bCs/>
+        </w:rPr>
+        <w:t>Проект ИС</w:t>
+      </w:r>
+      <w:r>
+        <w:t xml:space="preserve"> – это проектно-конструкторская и технологическая документация, в которой представлено описание проектных решений по созданию и эксплуатации информационный системы в конкретной программно-технологической среде.</w:t>
+      </w:r>
+    </w:p>
+    <w:p>
+      <w:pPr>
+        <w:spacing w:after="160" w:line="259" w:lineRule="auto"/>
+        <w:ind w:firstLine="0"/>
+        <w:jc w:val="left"/>
+      </w:pPr>
+      <w:r>
+        <w:br w:type="page"/>
+      </w:r>
+    </w:p>
+    <w:p>
+      <w:pPr>
+        <w:ind w:firstLine="0"/>
+        <w:jc w:val="center"/>
+      </w:pPr>
+      <w:r>
+        <w:lastRenderedPageBreak/>
+        <w:t>Структура проекта ИС</w:t>
+      </w:r>
+    </w:p>
+    <w:p>
+      <w:pPr>
+        <w:ind w:firstLine="0"/>
+        <w:jc w:val="center"/>
+      </w:pPr>
+      <w:r>
+        <w:rPr>
+          <w:noProof/>
+        </w:rPr>
+        <w:drawing>
+          <wp:inline distT="0" distB="0" distL="0" distR="0" wp14:anchorId="162AD94E" wp14:editId="43873C82">
+            <wp:extent cx="5940425" cy="4100830"/>
+            <wp:effectExtent l="0" t="0" r="3175" b="0"/>
+            <wp:docPr id="10245" name="Picture 4">
+              <a:extLst xmlns:a="http://schemas.openxmlformats.org/drawingml/2006/main">
+                <a:ext uri="{FF2B5EF4-FFF2-40B4-BE49-F238E27FC236}">
+                  <a16:creationId xmlns:a16="http://schemas.microsoft.com/office/drawing/2014/main" id="{0FBA78A1-331A-5327-5D9D-525AE2C5C42B}"/>
+                </a:ext>
+              </a:extLst>
+            </wp:docPr>
+            <wp:cNvGraphicFramePr>
+              <a:graphicFrameLocks xmlns:a="http://schemas.openxmlformats.org/drawingml/2006/main" noChangeAspect="1"/>
+            </wp:cNvGraphicFramePr>
+            <a:graphic xmlns:a="http://schemas.openxmlformats.org/drawingml/2006/main">
+              <a:graphicData uri="http://schemas.openxmlformats.org/drawingml/2006/picture">
+                <pic:pic xmlns:pic="http://schemas.openxmlformats.org/drawingml/2006/picture">
+                  <pic:nvPicPr>
+                    <pic:cNvPr id="10245" name="Picture 4">
+                      <a:extLst>
+                        <a:ext uri="{FF2B5EF4-FFF2-40B4-BE49-F238E27FC236}">
+                          <a16:creationId xmlns:a16="http://schemas.microsoft.com/office/drawing/2014/main" id="{0FBA78A1-331A-5327-5D9D-525AE2C5C42B}"/>
+                        </a:ext>
+                      </a:extLst>
+                    </pic:cNvPr>
+                    <pic:cNvPicPr>
+                      <a:picLocks noChangeAspect="1" noChangeArrowheads="1"/>
+                    </pic:cNvPicPr>
+                  </pic:nvPicPr>
+                  <pic:blipFill>
+                    <a:blip r:embed="rId5">
+                      <a:extLst>
+                        <a:ext uri="{28A0092B-C50C-407E-A947-70E740481C1C}">
+                          <a14:useLocalDpi xmlns:a14="http://schemas.microsoft.com/office/drawing/2010/main" val="0"/>
+                        </a:ext>
+                      </a:extLst>
+                    </a:blip>
+                    <a:srcRect/>
+                    <a:stretch>
+                      <a:fillRect/>
+                    </a:stretch>
+                  </pic:blipFill>
+                  <pic:spPr bwMode="auto">
+                    <a:xfrm>
+                      <a:off x="0" y="0"/>
+                      <a:ext cx="5940425" cy="4100830"/>
+                    </a:xfrm>
+                    <a:prstGeom prst="rect">
+                      <a:avLst/>
+                    </a:prstGeom>
+                    <a:noFill/>
+                    <a:ln>
+                      <a:noFill/>
+                    </a:ln>
+                  </pic:spPr>
+                </pic:pic>
+              </a:graphicData>
+            </a:graphic>
+          </wp:inline>
+        </w:drawing>
+      </w:r>
+    </w:p>
+    <w:p/>
+    <w:p>
+      <w:r>
+        <w:rPr>
+          <w:b/>
+          <w:bCs/>
+        </w:rPr>
+        <w:t>Проектирование ИС</w:t>
+      </w:r>
+      <w:r>
+        <w:t xml:space="preserve"> – это процесс преобразования входной информации об объекте проектирования, о методах проектирования и об опыте проектирования объектов аналогичного назначения в соответствии с ГОСТом в проект ИС.</w:t>
+      </w:r>
+    </w:p>
+    <w:p>
+      <w:r>
+        <w:t>Таким образом проектирование сводится к последовательной формализации проектных решений на всех стадиях жизненного цикла.</w:t>
+      </w:r>
+    </w:p>
+    <w:p>
+      <w:r>
+        <w:rPr>
+          <w:b/>
+          <w:bCs/>
+        </w:rPr>
+        <w:t>Объект проектирования</w:t>
+      </w:r>
+      <w:r>
+        <w:t xml:space="preserve"> – это функциональная и обеспечивающая подсистема.</w:t>
+      </w:r>
+    </w:p>
+    <w:p>
+      <w:r>
+        <w:rPr>
+          <w:b/>
+          <w:bCs/>
+        </w:rPr>
+        <w:t>Субъект проектирования</w:t>
+      </w:r>
+      <w:r>
+        <w:t xml:space="preserve"> – это заказчики и разработчики.</w:t>
+      </w:r>
+    </w:p>
+    <w:p>
+      <w:r>
+        <w:t>Проектирование предполагает использование определённой технологии проектирования, соответствующей масштабу и особенностям разрабатываемого проекта.</w:t>
+      </w:r>
+    </w:p>
+    <w:p>
+      <w:pPr>
+        <w:spacing w:after="160" w:line="259" w:lineRule="auto"/>
+        <w:ind w:firstLine="0"/>
+        <w:jc w:val="left"/>
+      </w:pPr>
+      <w:r>
+        <w:br w:type="page"/>
+      </w:r>
+    </w:p>
+    <w:p>
+      <w:r>
+        <w:rPr>
+          <w:b/>
+          <w:bCs/>
+        </w:rPr>
+        <w:lastRenderedPageBreak/>
+        <w:t>Технология проектирования ИС</w:t>
+      </w:r>
+      <w:r>
+        <w:t xml:space="preserve"> – это совокупность методологии и средств проектирования ИС, а также методов и средств организации проектирования (управление процессом создания и модернизации проекта ИС).</w:t>
+      </w:r>
+    </w:p>
+    <w:p/>
+    <w:p>
+      <w:pPr>
+        <w:ind w:firstLine="0"/>
+        <w:jc w:val="center"/>
+      </w:pPr>
+      <w:r>
+        <w:t>Компоненты технологии проектирования ИС</w:t>
+      </w:r>
+    </w:p>
+    <w:p>
+      <w:pPr>
+        <w:ind w:firstLine="0"/>
+        <w:jc w:val="center"/>
+      </w:pPr>
+      <w:r>
+        <w:rPr>
+          <w:noProof/>
+        </w:rPr>
+        <w:drawing>
+          <wp:inline distT="0" distB="0" distL="0" distR="0" wp14:anchorId="54C30A44" wp14:editId="421FA23B">
+            <wp:extent cx="5940425" cy="2625725"/>
+            <wp:effectExtent l="0" t="0" r="0" b="0"/>
+            <wp:docPr id="1188010268" name="Рисунок 1"/>
+            <wp:cNvGraphicFramePr>
+              <a:graphicFrameLocks xmlns:a="http://schemas.openxmlformats.org/drawingml/2006/main" noChangeAspect="1"/>
+            </wp:cNvGraphicFramePr>
+            <a:graphic xmlns:a="http://schemas.openxmlformats.org/drawingml/2006/main">
+              <a:graphicData uri="http://schemas.openxmlformats.org/drawingml/2006/picture">
+                <pic:pic xmlns:pic="http://schemas.openxmlformats.org/drawingml/2006/picture">
+                  <pic:nvPicPr>
+                    <pic:cNvPr id="0" name="Picture 1"/>
+                    <pic:cNvPicPr>
+                      <a:picLocks noChangeAspect="1" noChangeArrowheads="1"/>
+                    </pic:cNvPicPr>
+                  </pic:nvPicPr>
+                  <pic:blipFill>
+                    <a:blip r:embed="rId6">
+                      <a:extLst>
+                        <a:ext uri="{28A0092B-C50C-407E-A947-70E740481C1C}">
+                          <a14:useLocalDpi xmlns:a14="http://schemas.microsoft.com/office/drawing/2010/main" val="0"/>
+                        </a:ext>
+                      </a:extLst>
+                    </a:blip>
+                    <a:srcRect/>
+                    <a:stretch>
+                      <a:fillRect/>
+                    </a:stretch>
+                  </pic:blipFill>
+                  <pic:spPr bwMode="auto">
+                    <a:xfrm>
+                      <a:off x="0" y="0"/>
+                      <a:ext cx="5940425" cy="2625725"/>
+                    </a:xfrm>
+                    <a:prstGeom prst="rect">
+                      <a:avLst/>
+                    </a:prstGeom>
+                    <a:noFill/>
+                    <a:ln>
+                      <a:noFill/>
+                    </a:ln>
+                  </pic:spPr>
+                </pic:pic>
+              </a:graphicData>
+            </a:graphic>
+          </wp:inline>
+        </w:drawing>
+      </w:r>
+    </w:p>
+    <w:p/>
+    <w:p>
+      <w:r>
+        <w:t>В основе технологий лежат технологический процесс, который определяет действия, их последовательность, состав исполнителей, средства и ресурсы для выполнения этих действий.</w:t>
+      </w:r>
+    </w:p>
+    <w:p>
+      <w:r>
+        <w:t>Данные действия могут быть определены, как технологические операции (неделимые).</w:t>
+      </w:r>
+    </w:p>
+    <w:p>
+      <w:r>
+        <w:t>Таким образом технология определяет:</w:t>
+      </w:r>
+    </w:p>
+    <w:p>
+      <w:pPr>
+        <w:pStyle w:val="a7"/>
+        <w:numPr>
+          <w:ilvl w:val="0"/>
+          <w:numId w:val="3"/>
+        </w:numPr>
+      </w:pPr>
+      <w:r>
+        <w:t>Что должно быть сделано для создания проекта</w:t>
+      </w:r>
+    </w:p>
+    <w:p>
+      <w:pPr>
+        <w:pStyle w:val="a7"/>
+        <w:numPr>
+          <w:ilvl w:val="0"/>
+          <w:numId w:val="3"/>
+        </w:numPr>
+      </w:pPr>
+      <w:r>
+        <w:t>Как</w:t>
+      </w:r>
+    </w:p>
+    <w:p>
+      <w:pPr>
+        <w:pStyle w:val="a7"/>
+        <w:numPr>
+          <w:ilvl w:val="0"/>
+          <w:numId w:val="3"/>
+        </w:numPr>
+      </w:pPr>
+      <w:r>
+        <w:t>Кому</w:t>
+      </w:r>
+    </w:p>
+    <w:p>
+      <w:pPr>
+        <w:pStyle w:val="a7"/>
+        <w:numPr>
+          <w:ilvl w:val="0"/>
+          <w:numId w:val="3"/>
+        </w:numPr>
+      </w:pPr>
+      <w:r>
+        <w:t>В какой последовательности</w:t>
+      </w:r>
+    </w:p>
+    <w:p>
+      <w:pPr>
+        <w:spacing w:after="160" w:line="259" w:lineRule="auto"/>
+        <w:ind w:firstLine="0"/>
+        <w:jc w:val="left"/>
+      </w:pPr>
+      <w:r>
+        <w:br w:type="page"/>
+      </w:r>
+    </w:p>
+    <w:p>
+      <w:r>
+        <w:lastRenderedPageBreak/>
+        <w:t>Основу технологии составляет методология, которая определяет сущность, основные отличительное</w:t>
+      </w:r>
+      <w:r>
+        <w:t xml:space="preserve"> технологические особенности.</w:t>
+      </w:r>
+    </w:p>
+    <w:p>
+      <w:r>
+        <w:t>Методология предполагает наличие некоторой концепции, принципов проектирования, реализуемых набором методов проектирования, реализуемых набором методов проектирования, которые в свою очередь поддерживаются некоторыми средствами проектирования.</w:t>
+      </w:r>
+    </w:p>
+    <w:p/>
+    <w:p>
+      <w:pPr>
+        <w:pStyle w:val="3"/>
+      </w:pPr>
+      <w:r>
+        <w:t>Принципы проектирования ИС</w:t>
+      </w:r>
+    </w:p>
+    <w:tbl>
+      <w:tblPr>
+        <w:tblStyle w:val="ac"/>
+        <w:tblW w:w="0" w:type="auto"/>
+        <w:tblLook w:val="04A0" w:firstRow="1" w:lastRow="0" w:firstColumn="1" w:lastColumn="0" w:noHBand="0" w:noVBand="1"/>
+      </w:tblPr>
+      <w:tblGrid>
+        <w:gridCol w:w="4672"/>
+        <w:gridCol w:w="4673"/>
+      </w:tblGrid>
+      <w:tr>
+        <w:tc>
+          <w:tcPr>
+            <w:tcW w:w="9345" w:type="dxa"/>
+            <w:gridSpan w:val="2"/>
+          </w:tcPr>
+          <w:p>
+            <w:pPr>
+              <w:ind w:firstLine="0"/>
+              <w:jc w:val="center"/>
+            </w:pPr>
+            <w:r>
+              <w:rPr>
+                <w:b/>
+                <w:bCs/>
+              </w:rPr>
+              <w:t>Экономико-организационные</w:t>
+            </w:r>
+          </w:p>
+        </w:tc>
+      </w:tr>
+      <w:tr>
+        <w:tc>
+          <w:tcPr>
+            <w:tcW w:w="4672" w:type="dxa"/>
+          </w:tcPr>
+          <w:p>
+            <w:pPr>
+              <w:ind w:firstLine="0"/>
+              <w:jc w:val="center"/>
+            </w:pPr>
+            <w:r>
+              <w:rPr>
+                <w:b/>
+                <w:bCs/>
+              </w:rPr>
+              <w:t>Принцип</w:t>
+            </w:r>
+          </w:p>
+        </w:tc>
+        <w:tc>
+          <w:tcPr>
+            <w:tcW w:w="4673" w:type="dxa"/>
+          </w:tcPr>
+          <w:p>
+            <w:pPr>
+              <w:ind w:firstLine="0"/>
+              <w:jc w:val="center"/>
+            </w:pPr>
+            <w:r>
+              <w:rPr>
+                <w:b/>
+                <w:bCs/>
+              </w:rPr>
+              <w:t>Описание</w:t>
+            </w:r>
+          </w:p>
+        </w:tc>
+      </w:tr>
+      <w:tr>
+        <w:tc>
+          <w:tcPr>
+            <w:tcW w:w="4672" w:type="dxa"/>
+          </w:tcPr>
+          <w:p>
+            <w:pPr>
+              <w:ind w:firstLine="0"/>
+              <w:jc w:val="center"/>
+            </w:pPr>
+            <w:r>
+              <w:t>Эффективности ИС</w:t>
+            </w:r>
+          </w:p>
+        </w:tc>
+        <w:tc>
+          <w:tcPr>
+            <w:tcW w:w="4673" w:type="dxa"/>
+          </w:tcPr>
+          <w:p>
+            <w:pPr>
+              <w:ind w:firstLine="0"/>
+              <w:jc w:val="center"/>
+            </w:pPr>
+            <w:r>
+              <w:t>Соответствие системы своему назначению</w:t>
+            </w:r>
+          </w:p>
+        </w:tc>
+      </w:tr>
+      <w:tr>
+        <w:tc>
+          <w:tcPr>
+            <w:tcW w:w="4672" w:type="dxa"/>
+          </w:tcPr>
+          <w:p>
+            <w:pPr>
+              <w:ind w:firstLine="0"/>
+              <w:jc w:val="center"/>
+            </w:pPr>
+            <w:r>
+              <w:t>Стандартизации</w:t>
+            </w:r>
+          </w:p>
+        </w:tc>
+        <w:tc>
+          <w:tcPr>
+            <w:tcW w:w="4673" w:type="dxa"/>
+          </w:tcPr>
+          <w:p>
+            <w:pPr>
+              <w:ind w:firstLine="0"/>
+              <w:jc w:val="center"/>
+            </w:pPr>
+            <w:r>
+              <w:t>Соответствие отечественным и международным стандартам</w:t>
+            </w:r>
+          </w:p>
+        </w:tc>
+      </w:tr>
+      <w:tr>
+        <w:tc>
+          <w:tcPr>
+            <w:tcW w:w="4672" w:type="dxa"/>
+          </w:tcPr>
+          <w:p>
+            <w:pPr>
+              <w:ind w:firstLine="0"/>
+              <w:jc w:val="center"/>
+            </w:pPr>
+            <w:r>
+              <w:t>Системного подхода</w:t>
+            </w:r>
+          </w:p>
+        </w:tc>
+        <w:tc>
+          <w:tcPr>
+            <w:tcW w:w="4673" w:type="dxa"/>
+          </w:tcPr>
+          <w:p>
+            <w:pPr>
+              <w:ind w:firstLine="0"/>
+              <w:jc w:val="center"/>
+            </w:pPr>
+            <w:r>
+              <w:t>Учёт взаимосвязей отдельных элементов между собой и</w:t>
+            </w:r>
+            <w:r>
+              <w:t xml:space="preserve"> с внешней средой, при этом необходима единая идеология в функциональной части и совместимость обеспечивающих подсистем</w:t>
+            </w:r>
+          </w:p>
+          <w:p>
+            <w:pPr>
+              <w:ind w:firstLine="0"/>
+              <w:jc w:val="center"/>
+            </w:pPr>
+            <w:r>
+              <w:t>Предполагается проектирование сверху-вниз, то есть от общего к частному</w:t>
+            </w:r>
+          </w:p>
+        </w:tc>
+      </w:tr>
+      <w:tr>
+        <w:tc>
+          <w:tcPr>
+            <w:tcW w:w="4672" w:type="dxa"/>
+          </w:tcPr>
+          <w:p>
+            <w:pPr>
+              <w:ind w:firstLine="0"/>
+              <w:jc w:val="center"/>
+            </w:pPr>
+            <w:r>
+              <w:t>Интеграции</w:t>
+            </w:r>
+          </w:p>
+        </w:tc>
+        <w:tc>
+          <w:tcPr>
+            <w:tcW w:w="4673" w:type="dxa"/>
+          </w:tcPr>
+          <w:p>
+            <w:pPr>
+              <w:ind w:firstLine="0"/>
+              <w:jc w:val="center"/>
+            </w:pPr>
+            <w:r>
+              <w:t>Создание системы с расширенной функциональностью, на основе общей базы данных</w:t>
+            </w:r>
+          </w:p>
+        </w:tc>
+      </w:tr>
+      <w:tr>
+        <w:tc>
+          <w:tcPr>
+            <w:tcW w:w="4672" w:type="dxa"/>
+          </w:tcPr>
+          <w:p>
+            <w:pPr>
+              <w:ind w:firstLine="0"/>
+              <w:jc w:val="center"/>
+            </w:pPr>
+            <w:r>
+              <w:t>Новизны задач</w:t>
+            </w:r>
+          </w:p>
+        </w:tc>
+        <w:tc>
+          <w:tcPr>
+            <w:tcW w:w="4673" w:type="dxa"/>
+          </w:tcPr>
+          <w:p>
+            <w:pPr>
+              <w:ind w:firstLine="0"/>
+              <w:jc w:val="center"/>
+            </w:pPr>
+            <w:r>
+              <w:t>Решение ранее не решавшихся задач</w:t>
+            </w:r>
+          </w:p>
+        </w:tc>
+      </w:tr>
+      <w:tr>
+        <w:tc>
+          <w:tcPr>
+            <w:tcW w:w="4672" w:type="dxa"/>
+          </w:tcPr>
+          <w:p>
+            <w:pPr>
+              <w:ind w:firstLine="0"/>
+              <w:jc w:val="center"/>
+            </w:pPr>
+            <w:r>
+              <w:t>Декомпозиции ИС</w:t>
+            </w:r>
+          </w:p>
+        </w:tc>
+        <w:tc>
+          <w:tcPr>
+            <w:tcW w:w="4673" w:type="dxa"/>
+          </w:tcPr>
+          <w:p>
+            <w:pPr>
+              <w:ind w:firstLine="0"/>
+              <w:jc w:val="center"/>
+            </w:pPr>
+            <w:r>
+              <w:t>Разбиение ИС на подсистемы</w:t>
+            </w:r>
+          </w:p>
+        </w:tc>
+      </w:tr>
+      <w:tr>
+        <w:tc>
+          <w:tcPr>
+            <w:tcW w:w="4672" w:type="dxa"/>
+          </w:tcPr>
+          <w:p>
+            <w:pPr>
+              <w:ind w:firstLine="0"/>
+              <w:jc w:val="center"/>
+            </w:pPr>
+            <w:r>
+              <w:t>Участия пользователей</w:t>
+            </w:r>
+          </w:p>
+        </w:tc>
+        <w:tc>
+          <w:tcPr>
+            <w:tcW w:w="4673" w:type="dxa"/>
+          </w:tcPr>
+          <w:p>
+            <w:pPr>
+              <w:ind w:firstLine="0"/>
+              <w:jc w:val="center"/>
+            </w:pPr>
+            <w:r>
+              <w:t>Для удовлетворения всех требований</w:t>
+            </w:r>
+          </w:p>
+        </w:tc>
+      </w:tr>
+      <w:tr>
+        <w:tc>
+          <w:tcPr>
+            <w:tcW w:w="4672" w:type="dxa"/>
+          </w:tcPr>
+          <w:p>
+            <w:pPr>
+              <w:ind w:firstLine="0"/>
+              <w:jc w:val="center"/>
+            </w:pPr>
+            <w:r>
+              <w:lastRenderedPageBreak/>
+              <w:t>Декомпозиции процесса проектирования</w:t>
+            </w:r>
+          </w:p>
+        </w:tc>
+        <w:tc>
+          <w:tcPr>
+            <w:tcW w:w="4673" w:type="dxa"/>
+          </w:tcPr>
+          <w:p>
+            <w:pPr>
+              <w:ind w:firstLine="0"/>
+              <w:jc w:val="center"/>
+            </w:pPr>
+            <w:r>
+              <w:t>Разбиение на стадии и этапы</w:t>
+            </w:r>
+          </w:p>
+        </w:tc>
+      </w:tr>
+      <w:tr>
+        <w:tc>
+          <w:tcPr>
+            <w:tcW w:w="4672" w:type="dxa"/>
+          </w:tcPr>
+          <w:p>
+            <w:pPr>
+              <w:ind w:firstLine="0"/>
+              <w:jc w:val="center"/>
+            </w:pPr>
+            <w:r>
+              <w:t>Эффективности проектной деятельности</w:t>
+            </w:r>
+          </w:p>
+        </w:tc>
+        <w:tc>
+          <w:tcPr>
+            <w:tcW w:w="4673" w:type="dxa"/>
+          </w:tcPr>
+          <w:p>
+            <w:pPr>
+              <w:ind w:firstLine="0"/>
+              <w:jc w:val="center"/>
+            </w:pPr>
+            <w:r>
+              <w:t>Себестоимость разработки ниже, чем стоимость аналога на рынке</w:t>
+            </w:r>
+          </w:p>
+        </w:tc>
+      </w:tr>
+    </w:tbl>
+    <w:p/>
+    <w:tbl>
+      <w:tblPr>
+        <w:tblStyle w:val="ac"/>
+        <w:tblW w:w="0" w:type="auto"/>
+        <w:tblLook w:val="04A0" w:firstRow="1" w:lastRow="0" w:firstColumn="1" w:lastColumn="0" w:noHBand="0" w:noVBand="1"/>
+      </w:tblPr>
+      <w:tblGrid>
+        <w:gridCol w:w="4672"/>
+        <w:gridCol w:w="4673"/>
+      </w:tblGrid>
+      <w:tr>
+        <w:tc>
+          <w:tcPr>
+            <w:tcW w:w="9345" w:type="dxa"/>
+            <w:gridSpan w:val="2"/>
+          </w:tcPr>
+          <w:p>
+            <w:pPr>
+              <w:ind w:firstLine="0"/>
+              <w:jc w:val="center"/>
+            </w:pPr>
+            <w:r>
+              <w:rPr>
+                <w:b/>
+                <w:bCs/>
+              </w:rPr>
+              <w:t>Информационно-технологические</w:t>
+            </w:r>
+          </w:p>
+        </w:tc>
+      </w:tr>
+      <w:tr>
+        <w:tc>
+          <w:tcPr>
+            <w:tcW w:w="4672" w:type="dxa"/>
+          </w:tcPr>
+          <w:p>
+            <w:pPr>
+              <w:ind w:firstLine="0"/>
+              <w:jc w:val="center"/>
+            </w:pPr>
+            <w:r>
+              <w:rPr>
+                <w:b/>
+                <w:bCs/>
+              </w:rPr>
+              <w:t>Принцип</w:t>
+            </w:r>
+          </w:p>
+        </w:tc>
+        <w:tc>
+          <w:tcPr>
+            <w:tcW w:w="4673" w:type="dxa"/>
+          </w:tcPr>
+          <w:p>
+            <w:pPr>
+              <w:ind w:firstLine="0"/>
+              <w:jc w:val="center"/>
+            </w:pPr>
+            <w:r>
+              <w:rPr>
+                <w:b/>
+                <w:bCs/>
+              </w:rPr>
+              <w:t>Описание</w:t>
+            </w:r>
+          </w:p>
+        </w:tc>
+      </w:tr>
+      <w:tr>
+        <w:tc>
+          <w:tcPr>
+            <w:tcW w:w="4672" w:type="dxa"/>
+          </w:tcPr>
+          <w:p>
+            <w:pPr>
+              <w:ind w:firstLine="0"/>
+              <w:jc w:val="center"/>
+            </w:pPr>
+            <w:r>
+              <w:t>Модульности</w:t>
+            </w:r>
+          </w:p>
+        </w:tc>
+        <w:tc>
+          <w:tcPr>
+            <w:tcW w:w="4673" w:type="dxa"/>
+          </w:tcPr>
+          <w:p>
+            <w:pPr>
+              <w:ind w:firstLine="0"/>
+              <w:jc w:val="center"/>
+            </w:pPr>
+          </w:p>
+        </w:tc>
+      </w:tr>
+      <w:tr>
+        <w:tc>
+          <w:tcPr>
+            <w:tcW w:w="4672" w:type="dxa"/>
+          </w:tcPr>
+          <w:p>
+            <w:pPr>
+              <w:ind w:firstLine="0"/>
+              <w:jc w:val="center"/>
+            </w:pPr>
+            <w:r>
+              <w:t>Адаптивности</w:t>
+            </w:r>
+          </w:p>
+        </w:tc>
+        <w:tc>
+          <w:tcPr>
+            <w:tcW w:w="4673" w:type="dxa"/>
+          </w:tcPr>
+          <w:p>
+            <w:pPr>
+              <w:ind w:firstLine="0"/>
+              <w:jc w:val="center"/>
+            </w:pPr>
+          </w:p>
+        </w:tc>
+      </w:tr>
+      <w:tr>
+        <w:tc>
+          <w:tcPr>
+            <w:tcW w:w="4672" w:type="dxa"/>
+          </w:tcPr>
+          <w:p>
+            <w:pPr>
+              <w:ind w:firstLine="0"/>
+              <w:jc w:val="center"/>
+            </w:pPr>
+            <w:r>
+              <w:t>Открытости</w:t>
+            </w:r>
+          </w:p>
+        </w:tc>
+        <w:tc>
+          <w:tcPr>
+            <w:tcW w:w="4673" w:type="dxa"/>
+          </w:tcPr>
+          <w:p>
+            <w:pPr>
+              <w:ind w:firstLine="0"/>
+              <w:jc w:val="center"/>
+            </w:pPr>
+          </w:p>
+        </w:tc>
+      </w:tr>
+      <w:tr>
+        <w:tc>
+          <w:tcPr>
+            <w:tcW w:w="4672" w:type="dxa"/>
+          </w:tcPr>
+          <w:p>
+            <w:pPr>
+              <w:ind w:firstLine="0"/>
+              <w:jc w:val="center"/>
+            </w:pPr>
+            <w:r>
+              <w:t>Интеллектуализации</w:t>
+            </w:r>
+          </w:p>
+        </w:tc>
+        <w:tc>
+          <w:tcPr>
+            <w:tcW w:w="4673" w:type="dxa"/>
+          </w:tcPr>
+          <w:p>
+            <w:pPr>
+              <w:ind w:firstLine="0"/>
+              <w:jc w:val="center"/>
+            </w:pPr>
+          </w:p>
+        </w:tc>
+      </w:tr>
+      <w:tr>
+        <w:tc>
+          <w:tcPr>
+            <w:tcW w:w="4672" w:type="dxa"/>
+          </w:tcPr>
+          <w:p>
+            <w:pPr>
+              <w:ind w:firstLine="0"/>
+              <w:jc w:val="center"/>
+            </w:pPr>
+            <w:r>
+              <w:t>Дружественности</w:t>
+            </w:r>
+          </w:p>
+        </w:tc>
+        <w:tc>
+          <w:tcPr>
+            <w:tcW w:w="4673" w:type="dxa"/>
+          </w:tcPr>
+          <w:p>
+            <w:pPr>
+              <w:ind w:firstLine="0"/>
+              <w:jc w:val="center"/>
+            </w:pPr>
+          </w:p>
+        </w:tc>
+      </w:tr>
+      <w:tr>
+        <w:tc>
+          <w:tcPr>
+            <w:tcW w:w="4672" w:type="dxa"/>
+          </w:tcPr>
+          <w:p>
+            <w:pPr>
+              <w:ind w:firstLine="0"/>
+              <w:jc w:val="center"/>
+            </w:pPr>
+            <w:r>
+              <w:t>Моделирования</w:t>
+            </w:r>
+          </w:p>
+        </w:tc>
+        <w:tc>
+          <w:tcPr>
+            <w:tcW w:w="4673" w:type="dxa"/>
+          </w:tcPr>
+          <w:p>
+            <w:pPr>
+              <w:ind w:firstLine="0"/>
+              <w:jc w:val="center"/>
+            </w:pPr>
+          </w:p>
+        </w:tc>
+      </w:tr>
+    </w:tbl>
+    <w:p/>
+    <w:p>
+      <w:pPr>
+        <w:pStyle w:val="3"/>
+      </w:pPr>
+      <w:r>
+        <w:t>Методы проектирования ИС</w:t>
+      </w:r>
+    </w:p>
+    <w:p>
+      <w:r>
+        <w:t>По степени автоматизации:</w:t>
+      </w:r>
+    </w:p>
+    <w:p>
+      <w:r>
+        <w:rPr>
+          <w:b/>
+          <w:bCs/>
+        </w:rPr>
+        <w:t>Ручное проектирование</w:t>
+      </w:r>
+      <w:r>
+        <w:t xml:space="preserve"> – без использования специальных инструментальных программных средств, а программирование выполняется на алгоритмических языках.</w:t>
+      </w:r>
+    </w:p>
+    <w:p>
+      <w:r>
+        <w:rPr>
+          <w:b/>
+          <w:bCs/>
+        </w:rPr>
+        <w:t xml:space="preserve">Компьютерное </w:t>
+      </w:r>
+      <w:r>
+        <w:rPr>
+          <w:b/>
+        </w:rPr>
+        <w:t>проектирование</w:t>
+      </w:r>
+      <w:r>
+        <w:rPr>
+          <w:bCs/>
+        </w:rPr>
+        <w:t xml:space="preserve"> </w:t>
+      </w:r>
+      <w:r>
+        <w:t>–</w:t>
+      </w:r>
+      <w:r>
+        <w:rPr>
+          <w:b/>
+          <w:bCs/>
+        </w:rPr>
+        <w:t xml:space="preserve"> </w:t>
+      </w:r>
+      <w:r>
+        <w:t>генерация и конфигурация проектных решений на основе использования специальных инструментальных программных средств.</w:t>
+      </w:r>
+    </w:p>
+    <w:p/>
+    <w:p>
+      <w:r>
+        <w:t>По степени использования типовых проектных решений:</w:t>
+      </w:r>
+    </w:p>
+    <w:p>
+      <w:r>
+        <w:rPr>
+          <w:b/>
+          <w:bCs/>
+        </w:rPr>
+        <w:t>Оригинальное проектирование (индивидуальное)</w:t>
+      </w:r>
+      <w:r>
+        <w:t xml:space="preserve"> – разработка с нуля в соответствии с требованиями к системе.</w:t>
+      </w:r>
+    </w:p>
+    <w:p>
+      <w:r>
+        <w:rPr>
+          <w:b/>
+          <w:bCs/>
+        </w:rPr>
+        <w:t>Типовое проектирование</w:t>
+      </w:r>
+      <w:r>
+        <w:t xml:space="preserve"> – конфигурация системы из готовых типовых проектных решений.</w:t>
+      </w:r>
+    </w:p>
+    <w:p>
+      <w:pPr>
+        <w:spacing w:after="160" w:line="259" w:lineRule="auto"/>
+        <w:ind w:firstLine="0"/>
+        <w:jc w:val="left"/>
+      </w:pPr>
+      <w:r>
+        <w:br w:type="page"/>
+      </w:r>
+    </w:p>
+    <w:p>
+      <w:r>
+        <w:lastRenderedPageBreak/>
+        <w:t>По степени адаптивности проектных решений:</w:t>
+      </w:r>
+    </w:p>
+    <w:p>
+      <w:r>
+        <w:rPr>
+          <w:b/>
+          <w:bCs/>
+        </w:rPr>
+        <w:t>Реконструкция</w:t>
+      </w:r>
+      <w:r>
+        <w:t xml:space="preserve"> – перепрограммирование.</w:t>
+      </w:r>
+    </w:p>
+    <w:p>
+      <w:r>
+        <w:rPr>
+          <w:b/>
+          <w:bCs/>
+        </w:rPr>
+        <w:t>Параметризация</w:t>
+      </w:r>
+      <w:r>
+        <w:t xml:space="preserve"> – настройка параметров.</w:t>
+      </w:r>
+    </w:p>
+    <w:p>
+      <w:r>
+        <w:rPr>
+          <w:b/>
+          <w:bCs/>
+        </w:rPr>
+        <w:t>Реструктуризация</w:t>
+      </w:r>
+      <w:r>
+        <w:t xml:space="preserve"> – когда изменяется модель предметной области идёт авто перегенерация проектных решений.</w:t>
+      </w:r>
+    </w:p>
+    <w:p/>
+    <w:p>
+      <w:pPr>
+        <w:pStyle w:val="3"/>
+      </w:pPr>
+      <w:r>
+        <w:t>Средства проектирования ИС</w:t>
+      </w:r>
+    </w:p>
+    <w:tbl>
+      <w:tblPr>
+        <w:tblStyle w:val="ac"/>
+        <w:tblW w:w="0" w:type="auto"/>
+        <w:tblLook w:val="04A0" w:firstRow="1" w:lastRow="0" w:firstColumn="1" w:lastColumn="0" w:noHBand="0" w:noVBand="1"/>
+      </w:tblPr>
+      <w:tblGrid>
+        <w:gridCol w:w="4672"/>
+        <w:gridCol w:w="4673"/>
+      </w:tblGrid>
+      <w:tr>
+        <w:tc>
+          <w:tcPr>
+            <w:tcW w:w="4672" w:type="dxa"/>
+          </w:tcPr>
+          <w:p>
+            <w:pPr>
+              <w:ind w:firstLine="0"/>
+              <w:jc w:val="center"/>
+              <w:rPr>
+                <w:b/>
+                <w:bCs/>
+              </w:rPr>
+            </w:pPr>
+            <w:r>
+              <w:rPr>
+                <w:b/>
+                <w:bCs/>
+              </w:rPr>
+              <w:t>Средства без использования ЭВМ</w:t>
+            </w:r>
+          </w:p>
+        </w:tc>
+        <w:tc>
+          <w:tcPr>
+            <w:tcW w:w="4673" w:type="dxa"/>
+          </w:tcPr>
+          <w:p>
+            <w:pPr>
+              <w:ind w:firstLine="0"/>
+              <w:jc w:val="center"/>
+              <w:rPr>
+                <w:b/>
+                <w:bCs/>
+              </w:rPr>
+            </w:pPr>
+            <w:r>
+              <w:rPr>
+                <w:b/>
+                <w:bCs/>
+              </w:rPr>
+              <w:t>Средства с использованием ЭВМ</w:t>
+            </w:r>
+          </w:p>
+        </w:tc>
+      </w:tr>
+      <w:tr>
+        <w:tc>
+          <w:tcPr>
+            <w:tcW w:w="4672" w:type="dxa"/>
+          </w:tcPr>
+          <w:p>
+            <w:pPr>
+              <w:ind w:firstLine="0"/>
+              <w:jc w:val="center"/>
+            </w:pPr>
+            <w:r>
+              <w:t>Средства, поддерживающие разработку проекта на стадиях и этапах процесса проектирования (стандарты, система документации, система классификации кодирования информации)</w:t>
+            </w:r>
+          </w:p>
+        </w:tc>
+        <w:tc>
+          <w:tcPr>
+            <w:tcW w:w="4673" w:type="dxa"/>
+          </w:tcPr>
+          <w:p>
+            <w:pPr>
+              <w:ind w:firstLine="0"/>
+              <w:jc w:val="center"/>
+            </w:pPr>
+            <w:r>
+              <w:t>Операционные средства, поддерживающие проектирование операций обработки информации (Библиотеки)</w:t>
+            </w:r>
+          </w:p>
+        </w:tc>
+      </w:tr>
+      <w:tr>
+        <w:tc>
+          <w:tcPr>
+            <w:tcW w:w="4672" w:type="dxa"/>
+          </w:tcPr>
+          <w:p>
+            <w:pPr>
+              <w:ind w:firstLine="0"/>
+              <w:jc w:val="center"/>
+            </w:pPr>
+          </w:p>
+        </w:tc>
+        <w:tc>
+          <w:tcPr>
+            <w:tcW w:w="4673" w:type="dxa"/>
+          </w:tcPr>
+          <w:p>
+            <w:pPr>
+              <w:ind w:firstLine="0"/>
+              <w:jc w:val="center"/>
+            </w:pPr>
+            <w:r>
+              <w:t>Средства, поддерживающие проектирование отдельных компонентов проекта ИС (СУБД, математические редакторы и т.д.)</w:t>
+            </w:r>
+          </w:p>
+        </w:tc>
+      </w:tr>
+      <w:tr>
+        <w:tc>
+          <w:tcPr>
+            <w:tcW w:w="4672" w:type="dxa"/>
+          </w:tcPr>
+          <w:p>
+            <w:pPr>
+              <w:ind w:firstLine="0"/>
+              <w:jc w:val="center"/>
+            </w:pPr>
+          </w:p>
+        </w:tc>
+        <w:tc>
+          <w:tcPr>
+            <w:tcW w:w="4673" w:type="dxa"/>
+          </w:tcPr>
+          <w:p>
+            <w:pPr>
+              <w:ind w:firstLine="0"/>
+              <w:jc w:val="center"/>
+            </w:pPr>
+            <w:r>
+              <w:t>Средства, поддерживающие проектирование разделов проекта ИС (Функциональные пакеты прикладных программ)</w:t>
+            </w:r>
+          </w:p>
+        </w:tc>
+      </w:tr>
+      <w:tr>
+        <w:tc>
+          <w:tcPr>
+            <w:tcW w:w="4672" w:type="dxa"/>
+          </w:tcPr>
+          <w:p>
+            <w:pPr>
+              <w:ind w:firstLine="0"/>
+              <w:jc w:val="center"/>
+            </w:pPr>
+          </w:p>
+        </w:tc>
+        <w:tc>
+          <w:tcPr>
+            <w:tcW w:w="4673" w:type="dxa"/>
+          </w:tcPr>
+          <w:p>
+            <w:pPr>
+              <w:ind w:firstLine="0"/>
+              <w:jc w:val="center"/>
+            </w:pPr>
+            <w:r>
+              <w:t>Средства, поддерживающие разработку проекта на стадиях и этапах процесса проектирования (</w:t>
+            </w:r>
+            <w:r>
+              <w:rPr>
+                <w:lang w:val="en-US"/>
+              </w:rPr>
+              <w:t>CASE</w:t>
+            </w:r>
+            <w:r>
+              <w:t>-</w:t>
+            </w:r>
+            <w:r>
+              <w:t>средства)</w:t>
+            </w:r>
+          </w:p>
+        </w:tc>
+      </w:tr>
+    </w:tbl>
+    <w:p>
+      <w:pPr>
+        <w:spacing w:after="160" w:line="259" w:lineRule="auto"/>
+        <w:ind w:firstLine="0"/>
+        <w:jc w:val="left"/>
+      </w:pPr>
+      <w:r>
+        <w:br w:type="page"/>
+      </w:r>
+    </w:p>
+    <w:p>
+      <w:pPr>
+        <w:pStyle w:val="3"/>
+      </w:pPr>
+      <w:r>
+        <w:lastRenderedPageBreak/>
+        <w:t>Технология проектирования ИС</w:t>
+      </w:r>
+    </w:p>
+    <w:p>
+      <w:r>
+        <w:t xml:space="preserve">Основным компонентом технологии является </w:t>
+      </w:r>
+      <w:r>
+        <w:rPr>
+          <w:b/>
+          <w:bCs/>
+        </w:rPr>
+        <w:t>МЕТОД</w:t>
+      </w:r>
+      <w:r>
+        <w:t>.</w:t>
+      </w:r>
+    </w:p>
+    <w:p/>
+    <w:p>
+      <w:r>
+        <w:t>Классификация технологий основана на классификации методов:</w:t>
+      </w:r>
+    </w:p>
+    <w:p>
+      <w:pPr>
+        <w:ind w:firstLine="0"/>
+        <w:jc w:val="center"/>
+      </w:pPr>
+      <w:r>
+        <w:rPr>
+          <w:noProof/>
+        </w:rPr>
+        <w:drawing>
+          <wp:inline distT="0" distB="0" distL="0" distR="0" wp14:anchorId="75101704" wp14:editId="30203D63">
+            <wp:extent cx="5940425" cy="3837940"/>
+            <wp:effectExtent l="0" t="0" r="0" b="0"/>
+            <wp:docPr id="298779916" name="Рисунок 3"/>
+            <wp:cNvGraphicFramePr>
+              <a:graphicFrameLocks xmlns:a="http://schemas.openxmlformats.org/drawingml/2006/main" noChangeAspect="1"/>
+            </wp:cNvGraphicFramePr>
+            <a:graphic xmlns:a="http://schemas.openxmlformats.org/drawingml/2006/main">
+              <a:graphicData uri="http://schemas.openxmlformats.org/drawingml/2006/picture">
+                <pic:pic xmlns:pic="http://schemas.openxmlformats.org/drawingml/2006/picture">
+                  <pic:nvPicPr>
+                    <pic:cNvPr id="0" name="Picture 3"/>
+                    <pic:cNvPicPr>
+                      <a:picLocks noChangeAspect="1" noChangeArrowheads="1"/>
+                    </pic:cNvPicPr>
+                  </pic:nvPicPr>
+                  <pic:blipFill>
+                    <a:blip r:embed="rId7">
+                      <a:extLst>
+                        <a:ext uri="{28A0092B-C50C-407E-A947-70E740481C1C}">
+                          <a14:useLocalDpi xmlns:a14="http://schemas.microsoft.com/office/drawing/2010/main" val="0"/>
+                        </a:ext>
+                      </a:extLst>
+                    </a:blip>
+                    <a:srcRect/>
+                    <a:stretch>
+                      <a:fillRect/>
+                    </a:stretch>
+                  </pic:blipFill>
+                  <pic:spPr bwMode="auto">
+                    <a:xfrm>
+                      <a:off x="0" y="0"/>
+                      <a:ext cx="5940425" cy="3837940"/>
+                    </a:xfrm>
+                    <a:prstGeom prst="rect">
+                      <a:avLst/>
+                    </a:prstGeom>
+                    <a:noFill/>
+                    <a:ln>
+                      <a:noFill/>
+                    </a:ln>
+                  </pic:spPr>
+                </pic:pic>
+              </a:graphicData>
+            </a:graphic>
+          </wp:inline>
+        </w:drawing>
+      </w:r>
+    </w:p>
+    <w:p/>
+    <w:p>
+      <w:r>
+        <w:t>Характеристика классов технологий проектирования ИС:</w:t>
+      </w:r>
+    </w:p>
+    <w:p>
+      <w:pPr>
+        <w:ind w:firstLine="0"/>
+        <w:jc w:val="center"/>
+      </w:pPr>
+      <w:r>
+        <w:rPr>
+          <w:noProof/>
+        </w:rPr>
+        <w:drawing>
+          <wp:inline distT="0" distB="0" distL="0" distR="0" wp14:anchorId="60B12E36" wp14:editId="0A1890DF">
+            <wp:extent cx="5940425" cy="2462530"/>
+            <wp:effectExtent l="0" t="0" r="3175" b="0"/>
+            <wp:docPr id="2" name="table">
+              <a:extLst xmlns:a="http://schemas.openxmlformats.org/drawingml/2006/main">
+                <a:ext uri="{FF2B5EF4-FFF2-40B4-BE49-F238E27FC236}">
+                  <a16:creationId xmlns:a16="http://schemas.microsoft.com/office/drawing/2014/main" id="{466D4610-F4BB-7BD2-5537-0276FCB1C600}"/>
+                </a:ext>
+              </a:extLst>
+            </wp:docPr>
+            <wp:cNvGraphicFramePr>
+              <a:graphicFrameLocks xmlns:a="http://schemas.openxmlformats.org/drawingml/2006/main" noChangeAspect="1"/>
+            </wp:cNvGraphicFramePr>
+            <a:graphic xmlns:a="http://schemas.openxmlformats.org/drawingml/2006/main">
+              <a:graphicData uri="http://schemas.openxmlformats.org/drawingml/2006/picture">
+                <pic:pic xmlns:pic="http://schemas.openxmlformats.org/drawingml/2006/picture">
+                  <pic:nvPicPr>
+                    <pic:cNvPr id="2" name="table">
+                      <a:extLst>
+                        <a:ext uri="{FF2B5EF4-FFF2-40B4-BE49-F238E27FC236}">
+                          <a16:creationId xmlns:a16="http://schemas.microsoft.com/office/drawing/2014/main" id="{466D4610-F4BB-7BD2-5537-0276FCB1C600}"/>
+                        </a:ext>
+                      </a:extLst>
+                    </pic:cNvPr>
+                    <pic:cNvPicPr>
+                      <a:picLocks noChangeAspect="1"/>
+                    </pic:cNvPicPr>
+                  </pic:nvPicPr>
+                  <pic:blipFill>
+                    <a:blip r:embed="rId8"/>
+                    <a:stretch>
+                      <a:fillRect/>
+                    </a:stretch>
+                  </pic:blipFill>
+                  <pic:spPr>
+                    <a:xfrm>
+                      <a:off x="0" y="0"/>
+                      <a:ext cx="5940425" cy="2462530"/>
+                    </a:xfrm>
+                    <a:prstGeom prst="rect">
+                      <a:avLst/>
+                    </a:prstGeom>
+                  </pic:spPr>
+                </pic:pic>
+              </a:graphicData>
+            </a:graphic>
+          </wp:inline>
+        </w:drawing>
+      </w:r>
+    </w:p>
+    <w:p>
+      <w:pPr>
+        <w:spacing w:after="160" w:line="259" w:lineRule="auto"/>
+        <w:ind w:firstLine="0"/>
+        <w:jc w:val="left"/>
+      </w:pPr>
+      <w:r>
+        <w:br w:type="page"/>
+      </w:r>
+    </w:p>
+    <w:p>
+      <w:r>
+        <w:lastRenderedPageBreak/>
+        <w:t>Каноническое проектирование используется для создания небольших локальных систем.</w:t>
+      </w:r>
+    </w:p>
+    <w:p>
+      <w:r>
+        <w:t>Индустриальное проектирование используется для интегрированных систем.</w:t>
+      </w:r>
+    </w:p>
+    <w:p/>
+    <w:p>
+      <w:r>
+        <w:t>Требования к технологии проектирования ИС</w:t>
+      </w:r>
+    </w:p>
+    <w:p>
+      <w:pPr>
+        <w:numPr>
+          <w:ilvl w:val="0"/>
+          <w:numId w:val="4"/>
+        </w:numPr>
+      </w:pPr>
+      <w:r>
+        <w:t xml:space="preserve">Возможность выполнения требований заказчика к ИС в части функциональной полноты, достоверности и оперативности при минимизации стоимостных затрат на создание и эксплуатацию системы. </w:t>
+      </w:r>
+    </w:p>
+    <w:p>
+      <w:pPr>
+        <w:numPr>
+          <w:ilvl w:val="0"/>
+          <w:numId w:val="4"/>
+        </w:numPr>
+      </w:pPr>
+      <w:r>
+        <w:t xml:space="preserve">Возможность разработки проектировщиками проекта в установленные сроки. </w:t>
+      </w:r>
+    </w:p>
+    <w:p>
+      <w:pPr>
+        <w:numPr>
+          <w:ilvl w:val="0"/>
+          <w:numId w:val="4"/>
+        </w:numPr>
+      </w:pPr>
+      <w:r>
+        <w:t>Соответствие требованиям надежности функционирования ИС.</w:t>
+      </w:r>
+    </w:p>
+    <w:p>
+      <w:pPr>
+        <w:numPr>
+          <w:ilvl w:val="0"/>
+          <w:numId w:val="4"/>
+        </w:numPr>
+      </w:pPr>
+      <w:r>
+        <w:t>Соответствие требованиям адаптивности проектных решений в процессе эксплуатации ИС.</w:t>
+      </w:r>
+    </w:p>
+    <w:p>
+      <w:pPr>
+        <w:numPr>
+          <w:ilvl w:val="0"/>
+          <w:numId w:val="4"/>
+        </w:numPr>
+      </w:pPr>
+      <w:r>
+        <w:t>Обеспечение экономической эффективности проектной деятельности, т.е. затраты на разработку проекта должны окупаться за счет доходов от его реализации.</w:t>
+      </w:r>
+    </w:p>
+    <w:p>
+      <w:r>
+        <w:t>1-4 требование ориентировано на заказчика.</w:t>
+      </w:r>
+    </w:p>
+    <w:p>
+      <w:r>
+        <w:t>5 требование ориентировано на разработчика.</w:t>
+      </w:r>
+    </w:p>
+    <w:p/>
+    <w:p>
+      <w:r>
+        <w:t>Формализация</w:t>
+      </w:r>
+      <w:r>
+        <w:t xml:space="preserve"> технологии проектирования ИС</w:t>
+      </w:r>
+    </w:p>
+    <w:p>
+      <w:r>
+        <w:t>Основой формализации технологий проектирования является формальное определение технологической операции, которая представлена в виде 4 элементов.</w:t>
+      </w:r>
+    </w:p>
+    <w:p>
+      <w:pPr>
+        <w:ind w:firstLine="0"/>
+        <w:jc w:val="center"/>
+      </w:pPr>
+      <w:r>
+        <w:rPr>
+          <w:noProof/>
+        </w:rPr>
+        <w:drawing>
+          <wp:inline distT="0" distB="0" distL="0" distR="0" wp14:anchorId="0D003176" wp14:editId="2D6CD337">
+            <wp:extent cx="4362371" cy="1784585"/>
+            <wp:effectExtent l="0" t="0" r="0" b="0"/>
+            <wp:docPr id="20485" name="Рисунок 5" descr="C:\Users\IL\Desktop\Рисунок1.png">
+              <a:extLst xmlns:a="http://schemas.openxmlformats.org/drawingml/2006/main">
+                <a:ext uri="{FF2B5EF4-FFF2-40B4-BE49-F238E27FC236}">
+                  <a16:creationId xmlns:a16="http://schemas.microsoft.com/office/drawing/2014/main" id="{C6C12FB8-46BE-B37A-234D-5F4F8BDFDDA8}"/>
+                </a:ext>
+              </a:extLst>
+            </wp:docPr>
+            <wp:cNvGraphicFramePr>
+              <a:graphicFrameLocks xmlns:a="http://schemas.openxmlformats.org/drawingml/2006/main" noChangeAspect="1"/>
+            </wp:cNvGraphicFramePr>
+            <a:graphic xmlns:a="http://schemas.openxmlformats.org/drawingml/2006/main">
+              <a:graphicData uri="http://schemas.openxmlformats.org/drawingml/2006/picture">
+                <pic:pic xmlns:pic="http://schemas.openxmlformats.org/drawingml/2006/picture">
+                  <pic:nvPicPr>
+                    <pic:cNvPr id="20485" name="Рисунок 5" descr="C:\Users\IL\Desktop\Рисунок1.png">
+                      <a:extLst>
+                        <a:ext uri="{FF2B5EF4-FFF2-40B4-BE49-F238E27FC236}">
+                          <a16:creationId xmlns:a16="http://schemas.microsoft.com/office/drawing/2014/main" id="{C6C12FB8-46BE-B37A-234D-5F4F8BDFDDA8}"/>
+                        </a:ext>
+                      </a:extLst>
+                    </pic:cNvPr>
+                    <pic:cNvPicPr>
+                      <a:picLocks noChangeAspect="1" noChangeArrowheads="1"/>
+                    </pic:cNvPicPr>
+                  </pic:nvPicPr>
+                  <pic:blipFill>
+                    <a:blip r:embed="rId9">
+                      <a:extLst>
+                        <a:ext uri="{28A0092B-C50C-407E-A947-70E740481C1C}">
+                          <a14:useLocalDpi xmlns:a14="http://schemas.microsoft.com/office/drawing/2010/main" val="0"/>
+                        </a:ext>
+                      </a:extLst>
+                    </a:blip>
+                    <a:srcRect r="14645"/>
+                    <a:stretch>
+                      <a:fillRect/>
+                    </a:stretch>
+                  </pic:blipFill>
+                  <pic:spPr bwMode="auto">
+                    <a:xfrm>
+                      <a:off x="0" y="0"/>
+                      <a:ext cx="4365197" cy="1785741"/>
+                    </a:xfrm>
+                    <a:prstGeom prst="rect">
+                      <a:avLst/>
+                    </a:prstGeom>
+                    <a:noFill/>
+                    <a:ln>
+                      <a:noFill/>
+                    </a:ln>
+                  </pic:spPr>
+                </pic:pic>
+              </a:graphicData>
+            </a:graphic>
+          </wp:inline>
+        </w:drawing>
+      </w:r>
+    </w:p>
+    <w:tbl>
+      <w:tblPr>
+        <w:tblStyle w:val="ac"/>
+        <w:tblW w:w="0" w:type="auto"/>
+        <w:tblLook w:val="04A0" w:firstRow="1" w:lastRow="0" w:firstColumn="1" w:lastColumn="0" w:noHBand="0" w:noVBand="1"/>
+      </w:tblPr>
+      <w:tblGrid>
+        <w:gridCol w:w="4672"/>
+        <w:gridCol w:w="4673"/>
+      </w:tblGrid>
+      <w:tr>
+        <w:tc>
+          <w:tcPr>
+            <w:tcW w:w="4672" w:type="dxa"/>
+          </w:tcPr>
+          <w:p>
+            <w:pPr>
+              <w:ind w:firstLine="0"/>
+              <w:rPr>
+                <w:b/>
+                <w:bCs/>
+              </w:rPr>
+            </w:pPr>
+            <w:r>
+              <w:rPr>
+                <w:b/>
+                <w:bCs/>
+              </w:rPr>
+              <w:lastRenderedPageBreak/>
+              <w:t>V – Вход</w:t>
+            </w:r>
+          </w:p>
+          <w:p>
+            <w:pPr>
+              <w:ind w:firstLine="0"/>
+              <w:rPr>
+                <w:b/>
+                <w:bCs/>
+              </w:rPr>
+            </w:pPr>
+            <w:r>
+              <w:rPr>
+                <w:b/>
+                <w:bCs/>
+              </w:rPr>
+              <w:t>W – Выход</w:t>
+            </w:r>
+          </w:p>
+          <w:p>
+            <w:pPr>
+              <w:ind w:firstLine="0"/>
+              <w:rPr>
+                <w:b/>
+                <w:bCs/>
+              </w:rPr>
+            </w:pPr>
+            <w:r>
+              <w:rPr>
+                <w:b/>
+                <w:bCs/>
+              </w:rPr>
+              <w:t>П – Преобразователь</w:t>
+            </w:r>
+          </w:p>
+          <w:p>
+            <w:pPr>
+              <w:ind w:firstLine="0"/>
+              <w:rPr>
+                <w:b/>
+                <w:bCs/>
+              </w:rPr>
+            </w:pPr>
+            <w:r>
+              <w:rPr>
+                <w:b/>
+                <w:bCs/>
+              </w:rPr>
+              <w:t>R – Ресурсы</w:t>
+            </w:r>
+          </w:p>
+          <w:p>
+            <w:pPr>
+              <w:ind w:firstLine="0"/>
+              <w:rPr>
+                <w:b/>
+                <w:bCs/>
+              </w:rPr>
+            </w:pPr>
+            <w:r>
+              <w:rPr>
+                <w:b/>
+                <w:bCs/>
+              </w:rPr>
+              <w:t>S – Средства</w:t>
+            </w:r>
+          </w:p>
+        </w:tc>
+        <w:tc>
+          <w:tcPr>
+            <w:tcW w:w="4673" w:type="dxa"/>
+          </w:tcPr>
+          <w:p>
+            <w:pPr>
+              <w:ind w:firstLine="0"/>
+              <w:rPr>
+                <w:b/>
+                <w:bCs/>
+              </w:rPr>
+            </w:pPr>
+            <w:r>
+              <w:rPr>
+                <w:b/>
+                <w:bCs/>
+              </w:rPr>
+              <w:t xml:space="preserve">D – Документы </w:t>
+            </w:r>
+          </w:p>
+          <w:p>
+            <w:pPr>
+              <w:ind w:firstLine="0"/>
+              <w:rPr>
+                <w:b/>
+                <w:bCs/>
+              </w:rPr>
+            </w:pPr>
+            <w:r>
+              <w:rPr>
+                <w:b/>
+                <w:bCs/>
+              </w:rPr>
+              <w:t xml:space="preserve">P – Параметры </w:t>
+            </w:r>
+          </w:p>
+          <w:p>
+            <w:pPr>
+              <w:ind w:firstLine="0"/>
+              <w:rPr>
+                <w:b/>
+                <w:bCs/>
+              </w:rPr>
+            </w:pPr>
+            <w:r>
+              <w:rPr>
+                <w:b/>
+                <w:bCs/>
+              </w:rPr>
+              <w:t xml:space="preserve">G – Программа </w:t>
+            </w:r>
+          </w:p>
+          <w:p>
+            <w:pPr>
+              <w:ind w:firstLine="0"/>
+              <w:rPr>
+                <w:b/>
+                <w:bCs/>
+              </w:rPr>
+            </w:pPr>
+            <w:r>
+              <w:rPr>
+                <w:b/>
+                <w:bCs/>
+              </w:rPr>
+              <w:t xml:space="preserve">U – Универсум </w:t>
+            </w:r>
+          </w:p>
+        </w:tc>
+      </w:tr>
+    </w:tbl>
+    <w:p/>
+    <w:p>
+      <w:r>
+        <w:t>Технологическая сеть проектирования ИС</w:t>
+      </w:r>
+    </w:p>
+    <w:p>
+      <w:pPr>
+        <w:ind w:firstLine="0"/>
+        <w:jc w:val="center"/>
+      </w:pPr>
+      <w:r>
+        <w:rPr>
+          <w:noProof/>
+        </w:rPr>
+        <w:drawing>
+          <wp:inline distT="0" distB="0" distL="0" distR="0" wp14:anchorId="0C269B5B" wp14:editId="429579C0">
+            <wp:extent cx="5940425" cy="2658110"/>
+            <wp:effectExtent l="0" t="0" r="3175" b="8890"/>
+            <wp:docPr id="63675487" name="Рисунок 4"/>
+            <wp:cNvGraphicFramePr>
+              <a:graphicFrameLocks xmlns:a="http://schemas.openxmlformats.org/drawingml/2006/main" noChangeAspect="1"/>
+            </wp:cNvGraphicFramePr>
+            <a:graphic xmlns:a="http://schemas.openxmlformats.org/drawingml/2006/main">
+              <a:graphicData uri="http://schemas.openxmlformats.org/drawingml/2006/picture">
+                <pic:pic xmlns:pic="http://schemas.openxmlformats.org/drawingml/2006/picture">
+                  <pic:nvPicPr>
+                    <pic:cNvPr id="0" name="Picture 4"/>
+                    <pic:cNvPicPr>
+                      <a:picLocks noChangeAspect="1" noChangeArrowheads="1"/>
+                    </pic:cNvPicPr>
+                  </pic:nvPicPr>
+                  <pic:blipFill>
+                    <a:blip r:embed="rId10">
+                      <a:extLst>
+                        <a:ext uri="{28A0092B-C50C-407E-A947-70E740481C1C}">
+                          <a14:useLocalDpi xmlns:a14="http://schemas.microsoft.com/office/drawing/2010/main" val="0"/>
+                        </a:ext>
+                      </a:extLst>
+                    </a:blip>
+                    <a:srcRect/>
+                    <a:stretch>
+                      <a:fillRect/>
+                    </a:stretch>
+                  </pic:blipFill>
+                  <pic:spPr bwMode="auto">
+                    <a:xfrm>
+                      <a:off x="0" y="0"/>
+                      <a:ext cx="5940425" cy="2658110"/>
+                    </a:xfrm>
+                    <a:prstGeom prst="rect">
+                      <a:avLst/>
+                    </a:prstGeom>
+                    <a:noFill/>
+                    <a:ln>
+                      <a:noFill/>
+                    </a:ln>
+                  </pic:spPr>
+                </pic:pic>
+              </a:graphicData>
+            </a:graphic>
+          </wp:inline>
+        </w:drawing>
+      </w:r>
+    </w:p>
+    <w:p/>
+    <w:p>
+      <w:r>
+        <w:rPr>
+          <w:b/>
+          <w:bCs/>
+        </w:rPr>
+        <w:t xml:space="preserve">ТСП стадий и этапов канонического проектирования, </w:t>
+      </w:r>
+      <w:r>
+        <w:rPr>
+          <w:b/>
+          <w:bCs/>
+        </w:rPr>
+        <w:t>где:</w:t>
+      </w:r>
+    </w:p>
+    <w:p>
+      <w:r>
+        <w:rPr>
+          <w:b/>
+          <w:bCs/>
+        </w:rPr>
+        <w:t xml:space="preserve">Д1.1 – </w:t>
+      </w:r>
+      <w:r>
+        <w:t xml:space="preserve">предметная область; </w:t>
+      </w:r>
+      <w:r>
+        <w:rPr>
+          <w:b/>
+          <w:bCs/>
+        </w:rPr>
+        <w:t>Д1.2 –</w:t>
+      </w:r>
+      <w:r>
+        <w:t xml:space="preserve"> материалы обследования; </w:t>
+      </w:r>
+      <w:r>
+        <w:rPr>
+          <w:b/>
+          <w:bCs/>
+        </w:rPr>
+        <w:t>Д1.3 –</w:t>
+      </w:r>
+      <w:r>
+        <w:t xml:space="preserve"> ТЭО, ТЗ на </w:t>
+      </w:r>
+      <w:r>
+        <w:t>проектирование; Д</w:t>
+      </w:r>
+      <w:r>
+        <w:rPr>
+          <w:b/>
+          <w:bCs/>
+        </w:rPr>
+        <w:t xml:space="preserve"> 1.4 –</w:t>
+      </w:r>
+      <w:r>
+        <w:t xml:space="preserve"> эскизный проект; </w:t>
+      </w:r>
+      <w:r>
+        <w:rPr>
+          <w:b/>
+          <w:bCs/>
+        </w:rPr>
+        <w:t>Д2.1 –</w:t>
+      </w:r>
+      <w:r>
+        <w:t xml:space="preserve"> </w:t>
+      </w:r>
+      <w:r>
+        <w:t>технорабочий</w:t>
+      </w:r>
+      <w:r>
+        <w:t xml:space="preserve"> проект (ТРП); </w:t>
+      </w:r>
+    </w:p>
+    <w:p>
+      <w:r>
+        <w:rPr>
+          <w:b/>
+          <w:bCs/>
+        </w:rPr>
+        <w:t>Д3.1 –</w:t>
+      </w:r>
+      <w:r>
+        <w:t xml:space="preserve"> исправленный ТРП, переданный в эксплуатацию; </w:t>
+      </w:r>
+    </w:p>
+    <w:p>
+      <w:r>
+        <w:rPr>
+          <w:b/>
+          <w:bCs/>
+        </w:rPr>
+        <w:t>Д3.2 –</w:t>
+      </w:r>
+      <w:r>
+        <w:t xml:space="preserve"> акт о приемке проекта в промышленную эксплуатацию; </w:t>
+      </w:r>
+    </w:p>
+    <w:p>
+      <w:r>
+        <w:rPr>
+          <w:b/>
+          <w:bCs/>
+        </w:rPr>
+        <w:t>Д4.1 –</w:t>
+      </w:r>
+      <w:r>
+        <w:t xml:space="preserve"> модернизированный ТРП.</w:t>
+      </w:r>
+    </w:p>
+    <w:p>
+      <w:pPr>
+        <w:spacing w:after="160" w:line="259" w:lineRule="auto"/>
+        <w:ind w:firstLine="0"/>
+        <w:jc w:val="left"/>
+      </w:pPr>
+      <w:r>
+        <w:br w:type="page"/>
+      </w:r>
+    </w:p>
+    <w:p/>
+    <w:p/>
+    <w:p/>
+    <w:p/>
+    <w:p>
+      <w:pPr>
+        <w:pStyle w:val="1"/>
+      </w:pPr>
+      <w:r>
+        <w:t>Семестр №2</w:t>
+      </w:r>
+    </w:p>
+    <w:p>
+      <w:pPr>
+        <w:pStyle w:val="2"/>
+      </w:pPr>
+      <w:r>
+        <w:t>Лекция №1</w:t>
+      </w:r>
+      <w:r>
         <w:t xml:space="preserve"> «»</w:t>
       </w:r>
     </w:p>
     <w:p/>
-    <w:p>
-      <w:pPr>
-        <w:pStyle w:val="1"/>
-      </w:pPr>
-      <w:r>
-        <w:t>Семестр №2</w:t>
-      </w:r>
-    </w:p>
-    <w:p>
-      <w:pPr>
-        <w:pStyle w:val="2"/>
-      </w:pPr>
-      <w:r>
-        <w:t>Лекция №1</w:t>
-      </w:r>
-      <w:r>
-        <w:t xml:space="preserve"> «»</w:t>
-      </w:r>
-    </w:p>
     <w:sectPr>
       <w:pgSz w:w="11906" w:h="16838"/>
       <w:pgMar w:top="1134" w:right="850" w:bottom="1134" w:left="1701" w:header="708" w:footer="708" w:gutter="0"/>
@@ -51,8 +2161,426 @@
 </w:document>
 </file>
 
+<file path=word/numbering.xml><?xml version="1.0" encoding="utf-8"?>
+<w:numbering xmlns:wpc="http://schemas.microsoft.com/office/word/2010/wordprocessingCanvas" xmlns:cx="http://schemas.microsoft.com/office/drawing/2014/chartex" xmlns:cx1="http://schemas.microsoft.com/office/drawing/2015/9/8/chartex" xmlns:cx2="http://schemas.microsoft.com/office/drawing/2015/10/21/chartex" xmlns:cx3="http://schemas.microsoft.com/office/drawing/2016/5/9/chartex" xmlns:cx4="http://schemas.microsoft.com/office/drawing/2016/5/10/chartex" xmlns:cx5="http://schemas.microsoft.com/office/drawing/2016/5/11/chartex" xmlns:cx6="http://schemas.microsoft.com/office/drawing/2016/5/12/chartex" xmlns:cx7="http://schemas.microsoft.com/office/drawing/2016/5/13/chartex" xmlns:cx8="http://schemas.microsoft.com/office/drawing/2016/5/14/chartex" xmlns:mc="http://schemas.openxmlformats.org/markup-compatibility/2006" xmlns:aink="http://schemas.microsoft.com/office/drawing/2016/ink" xmlns:am3d="http://schemas.microsoft.com/office/drawing/2017/model3d" xmlns:o="urn:schemas-microsoft-com:office:office" xmlns:oel="http://schemas.microsoft.com/office/2019/extlst" xmlns:r="http://schemas.openxmlformats.org/officeDocument/2006/relationships" xmlns:m="http://schemas.openxmlformats.org/officeDocument/2006/math" xmlns:v="urn:schemas-microsoft-com:vml" xmlns:wp14="http://schemas.microsoft.com/office/word/2010/wordprocessingDrawing" xmlns:wp="http://schemas.openxmlformats.org/drawingml/2006/wordprocessingDrawing" xmlns:w10="urn:schemas-microsoft-com:office:word" xmlns:w="http://schemas.openxmlformats.org/wordprocessingml/2006/main" xmlns:w14="http://schemas.microsoft.com/office/word/2010/wordml" xmlns:w15="http://schemas.microsoft.com/office/word/2012/wordml" xmlns:w16cex="http://schemas.microsoft.com/office/word/2018/wordml/cex" xmlns:w16cid="http://schemas.microsoft.com/office/word/2016/wordml/cid" xmlns:w16="http://schemas.microsoft.com/office/word/2018/wordml" xmlns:w16du="http://schemas.microsoft.com/office/word/2023/wordml/word16du" xmlns:w16sdtdh="http://schemas.microsoft.com/office/word/2020/wordml/sdtdatahash" xmlns:w16se="http://schemas.microsoft.com/office/word/2015/wordml/symex" xmlns:wpg="http://schemas.microsoft.com/office/word/2010/wordprocessingGroup" xmlns:wpi="http://schemas.microsoft.com/office/word/2010/wordprocessingInk" xmlns:wne="http://schemas.microsoft.com/office/word/2006/wordml" xmlns:wps="http://schemas.microsoft.com/office/word/2010/wordprocessingShape" mc:Ignorable="w14 w15 w16se w16cid w16 w16cex w16sdtdh wp14">
+  <w:abstractNum w:abstractNumId="0" w15:restartNumberingAfterBreak="0">
+    <w:nsid w:val="168E0031"/>
+    <w:multiLevelType w:val="hybridMultilevel"/>
+    <w:tmpl w:val="0B5C325A"/>
+    <w:lvl w:ilvl="0" w:tplc="F1DAC9C4">
+      <w:start w:val="1"/>
+      <w:numFmt w:val="decimal"/>
+      <w:lvlText w:val="%1."/>
+      <w:lvlJc w:val="left"/>
+      <w:pPr>
+        <w:tabs>
+          <w:tab w:val="num" w:pos="720"/>
+        </w:tabs>
+        <w:ind w:left="720" w:hanging="360"/>
+      </w:pPr>
+    </w:lvl>
+    <w:lvl w:ilvl="1" w:tplc="00A033B8" w:tentative="1">
+      <w:start w:val="1"/>
+      <w:numFmt w:val="decimal"/>
+      <w:lvlText w:val="%2."/>
+      <w:lvlJc w:val="left"/>
+      <w:pPr>
+        <w:tabs>
+          <w:tab w:val="num" w:pos="1440"/>
+        </w:tabs>
+        <w:ind w:left="1440" w:hanging="360"/>
+      </w:pPr>
+    </w:lvl>
+    <w:lvl w:ilvl="2" w:tplc="A9FA470E" w:tentative="1">
+      <w:start w:val="1"/>
+      <w:numFmt w:val="decimal"/>
+      <w:lvlText w:val="%3."/>
+      <w:lvlJc w:val="left"/>
+      <w:pPr>
+        <w:tabs>
+          <w:tab w:val="num" w:pos="2160"/>
+        </w:tabs>
+        <w:ind w:left="2160" w:hanging="360"/>
+      </w:pPr>
+    </w:lvl>
+    <w:lvl w:ilvl="3" w:tplc="5BAC6F76" w:tentative="1">
+      <w:start w:val="1"/>
+      <w:numFmt w:val="decimal"/>
+      <w:lvlText w:val="%4."/>
+      <w:lvlJc w:val="left"/>
+      <w:pPr>
+        <w:tabs>
+          <w:tab w:val="num" w:pos="2880"/>
+        </w:tabs>
+        <w:ind w:left="2880" w:hanging="360"/>
+      </w:pPr>
+    </w:lvl>
+    <w:lvl w:ilvl="4" w:tplc="5A5C0EBC" w:tentative="1">
+      <w:start w:val="1"/>
+      <w:numFmt w:val="decimal"/>
+      <w:lvlText w:val="%5."/>
+      <w:lvlJc w:val="left"/>
+      <w:pPr>
+        <w:tabs>
+          <w:tab w:val="num" w:pos="3600"/>
+        </w:tabs>
+        <w:ind w:left="3600" w:hanging="360"/>
+      </w:pPr>
+    </w:lvl>
+    <w:lvl w:ilvl="5" w:tplc="B680FE8A" w:tentative="1">
+      <w:start w:val="1"/>
+      <w:numFmt w:val="decimal"/>
+      <w:lvlText w:val="%6."/>
+      <w:lvlJc w:val="left"/>
+      <w:pPr>
+        <w:tabs>
+          <w:tab w:val="num" w:pos="4320"/>
+        </w:tabs>
+        <w:ind w:left="4320" w:hanging="360"/>
+      </w:pPr>
+    </w:lvl>
+    <w:lvl w:ilvl="6" w:tplc="B17A3558" w:tentative="1">
+      <w:start w:val="1"/>
+      <w:numFmt w:val="decimal"/>
+      <w:lvlText w:val="%7."/>
+      <w:lvlJc w:val="left"/>
+      <w:pPr>
+        <w:tabs>
+          <w:tab w:val="num" w:pos="5040"/>
+        </w:tabs>
+        <w:ind w:left="5040" w:hanging="360"/>
+      </w:pPr>
+    </w:lvl>
+    <w:lvl w:ilvl="7" w:tplc="FF585C1E" w:tentative="1">
+      <w:start w:val="1"/>
+      <w:numFmt w:val="decimal"/>
+      <w:lvlText w:val="%8."/>
+      <w:lvlJc w:val="left"/>
+      <w:pPr>
+        <w:tabs>
+          <w:tab w:val="num" w:pos="5760"/>
+        </w:tabs>
+        <w:ind w:left="5760" w:hanging="360"/>
+      </w:pPr>
+    </w:lvl>
+    <w:lvl w:ilvl="8" w:tplc="6218BACA" w:tentative="1">
+      <w:start w:val="1"/>
+      <w:numFmt w:val="decimal"/>
+      <w:lvlText w:val="%9."/>
+      <w:lvlJc w:val="left"/>
+      <w:pPr>
+        <w:tabs>
+          <w:tab w:val="num" w:pos="6480"/>
+        </w:tabs>
+        <w:ind w:left="6480" w:hanging="360"/>
+      </w:pPr>
+    </w:lvl>
+  </w:abstractNum>
+  <w:abstractNum w:abstractNumId="1" w15:restartNumberingAfterBreak="0">
+    <w:nsid w:val="62906C45"/>
+    <w:multiLevelType w:val="hybridMultilevel"/>
+    <w:tmpl w:val="B54486FE"/>
+    <w:lvl w:ilvl="0" w:tplc="04190001">
+      <w:start w:val="1"/>
+      <w:numFmt w:val="bullet"/>
+      <w:lvlText w:val=""/>
+      <w:lvlJc w:val="left"/>
+      <w:pPr>
+        <w:ind w:left="1429" w:hanging="360"/>
+      </w:pPr>
+      <w:rPr>
+        <w:rFonts w:ascii="Symbol" w:hAnsi="Symbol" w:hint="default"/>
+      </w:rPr>
+    </w:lvl>
+    <w:lvl w:ilvl="1" w:tplc="04190003" w:tentative="1">
+      <w:start w:val="1"/>
+      <w:numFmt w:val="bullet"/>
+      <w:lvlText w:val="o"/>
+      <w:lvlJc w:val="left"/>
+      <w:pPr>
+        <w:ind w:left="2149" w:hanging="360"/>
+      </w:pPr>
+      <w:rPr>
+        <w:rFonts w:ascii="Courier New" w:hAnsi="Courier New" w:cs="Courier New" w:hint="default"/>
+      </w:rPr>
+    </w:lvl>
+    <w:lvl w:ilvl="2" w:tplc="04190005" w:tentative="1">
+      <w:start w:val="1"/>
+      <w:numFmt w:val="bullet"/>
+      <w:lvlText w:val=""/>
+      <w:lvlJc w:val="left"/>
+      <w:pPr>
+        <w:ind w:left="2869" w:hanging="360"/>
+      </w:pPr>
+      <w:rPr>
+        <w:rFonts w:ascii="Wingdings" w:hAnsi="Wingdings" w:hint="default"/>
+      </w:rPr>
+    </w:lvl>
+    <w:lvl w:ilvl="3" w:tplc="04190001" w:tentative="1">
+      <w:start w:val="1"/>
+      <w:numFmt w:val="bullet"/>
+      <w:lvlText w:val=""/>
+      <w:lvlJc w:val="left"/>
+      <w:pPr>
+        <w:ind w:left="3589" w:hanging="360"/>
+      </w:pPr>
+      <w:rPr>
+        <w:rFonts w:ascii="Symbol" w:hAnsi="Symbol" w:hint="default"/>
+      </w:rPr>
+    </w:lvl>
+    <w:lvl w:ilvl="4" w:tplc="04190003" w:tentative="1">
+      <w:start w:val="1"/>
+      <w:numFmt w:val="bullet"/>
+      <w:lvlText w:val="o"/>
+      <w:lvlJc w:val="left"/>
+      <w:pPr>
+        <w:ind w:left="4309" w:hanging="360"/>
+      </w:pPr>
+      <w:rPr>
+        <w:rFonts w:ascii="Courier New" w:hAnsi="Courier New" w:cs="Courier New" w:hint="default"/>
+      </w:rPr>
+    </w:lvl>
+    <w:lvl w:ilvl="5" w:tplc="04190005" w:tentative="1">
+      <w:start w:val="1"/>
+      <w:numFmt w:val="bullet"/>
+      <w:lvlText w:val=""/>
+      <w:lvlJc w:val="left"/>
+      <w:pPr>
+        <w:ind w:left="5029" w:hanging="360"/>
+      </w:pPr>
+      <w:rPr>
+        <w:rFonts w:ascii="Wingdings" w:hAnsi="Wingdings" w:hint="default"/>
+      </w:rPr>
+    </w:lvl>
+    <w:lvl w:ilvl="6" w:tplc="04190001" w:tentative="1">
+      <w:start w:val="1"/>
+      <w:numFmt w:val="bullet"/>
+      <w:lvlText w:val=""/>
+      <w:lvlJc w:val="left"/>
+      <w:pPr>
+        <w:ind w:left="5749" w:hanging="360"/>
+      </w:pPr>
+      <w:rPr>
+        <w:rFonts w:ascii="Symbol" w:hAnsi="Symbol" w:hint="default"/>
+      </w:rPr>
+    </w:lvl>
+    <w:lvl w:ilvl="7" w:tplc="04190003" w:tentative="1">
+      <w:start w:val="1"/>
+      <w:numFmt w:val="bullet"/>
+      <w:lvlText w:val="o"/>
+      <w:lvlJc w:val="left"/>
+      <w:pPr>
+        <w:ind w:left="6469" w:hanging="360"/>
+      </w:pPr>
+      <w:rPr>
+        <w:rFonts w:ascii="Courier New" w:hAnsi="Courier New" w:cs="Courier New" w:hint="default"/>
+      </w:rPr>
+    </w:lvl>
+    <w:lvl w:ilvl="8" w:tplc="04190005" w:tentative="1">
+      <w:start w:val="1"/>
+      <w:numFmt w:val="bullet"/>
+      <w:lvlText w:val=""/>
+      <w:lvlJc w:val="left"/>
+      <w:pPr>
+        <w:ind w:left="7189" w:hanging="360"/>
+      </w:pPr>
+      <w:rPr>
+        <w:rFonts w:ascii="Wingdings" w:hAnsi="Wingdings" w:hint="default"/>
+      </w:rPr>
+    </w:lvl>
+  </w:abstractNum>
+  <w:abstractNum w:abstractNumId="2" w15:restartNumberingAfterBreak="0">
+    <w:nsid w:val="719B0497"/>
+    <w:multiLevelType w:val="hybridMultilevel"/>
+    <w:tmpl w:val="8AF69504"/>
+    <w:lvl w:ilvl="0" w:tplc="0419000F">
+      <w:start w:val="1"/>
+      <w:numFmt w:val="decimal"/>
+      <w:lvlText w:val="%1."/>
+      <w:lvlJc w:val="left"/>
+      <w:pPr>
+        <w:ind w:left="1429" w:hanging="360"/>
+      </w:pPr>
+    </w:lvl>
+    <w:lvl w:ilvl="1" w:tplc="04190019" w:tentative="1">
+      <w:start w:val="1"/>
+      <w:numFmt w:val="lowerLetter"/>
+      <w:lvlText w:val="%2."/>
+      <w:lvlJc w:val="left"/>
+      <w:pPr>
+        <w:ind w:left="2149" w:hanging="360"/>
+      </w:pPr>
+    </w:lvl>
+    <w:lvl w:ilvl="2" w:tplc="0419001B" w:tentative="1">
+      <w:start w:val="1"/>
+      <w:numFmt w:val="lowerRoman"/>
+      <w:lvlText w:val="%3."/>
+      <w:lvlJc w:val="right"/>
+      <w:pPr>
+        <w:ind w:left="2869" w:hanging="180"/>
+      </w:pPr>
+    </w:lvl>
+    <w:lvl w:ilvl="3" w:tplc="0419000F" w:tentative="1">
+      <w:start w:val="1"/>
+      <w:numFmt w:val="decimal"/>
+      <w:lvlText w:val="%4."/>
+      <w:lvlJc w:val="left"/>
+      <w:pPr>
+        <w:ind w:left="3589" w:hanging="360"/>
+      </w:pPr>
+    </w:lvl>
+    <w:lvl w:ilvl="4" w:tplc="04190019" w:tentative="1">
+      <w:start w:val="1"/>
+      <w:numFmt w:val="lowerLetter"/>
+      <w:lvlText w:val="%5."/>
+      <w:lvlJc w:val="left"/>
+      <w:pPr>
+        <w:ind w:left="4309" w:hanging="360"/>
+      </w:pPr>
+    </w:lvl>
+    <w:lvl w:ilvl="5" w:tplc="0419001B" w:tentative="1">
+      <w:start w:val="1"/>
+      <w:numFmt w:val="lowerRoman"/>
+      <w:lvlText w:val="%6."/>
+      <w:lvlJc w:val="right"/>
+      <w:pPr>
+        <w:ind w:left="5029" w:hanging="180"/>
+      </w:pPr>
+    </w:lvl>
+    <w:lvl w:ilvl="6" w:tplc="0419000F" w:tentative="1">
+      <w:start w:val="1"/>
+      <w:numFmt w:val="decimal"/>
+      <w:lvlText w:val="%7."/>
+      <w:lvlJc w:val="left"/>
+      <w:pPr>
+        <w:ind w:left="5749" w:hanging="360"/>
+      </w:pPr>
+    </w:lvl>
+    <w:lvl w:ilvl="7" w:tplc="04190019" w:tentative="1">
+      <w:start w:val="1"/>
+      <w:numFmt w:val="lowerLetter"/>
+      <w:lvlText w:val="%8."/>
+      <w:lvlJc w:val="left"/>
+      <w:pPr>
+        <w:ind w:left="6469" w:hanging="360"/>
+      </w:pPr>
+    </w:lvl>
+    <w:lvl w:ilvl="8" w:tplc="0419001B" w:tentative="1">
+      <w:start w:val="1"/>
+      <w:numFmt w:val="lowerRoman"/>
+      <w:lvlText w:val="%9."/>
+      <w:lvlJc w:val="right"/>
+      <w:pPr>
+        <w:ind w:left="7189" w:hanging="180"/>
+      </w:pPr>
+    </w:lvl>
+  </w:abstractNum>
+  <w:abstractNum w:abstractNumId="3" w15:restartNumberingAfterBreak="0">
+    <w:nsid w:val="7ED80752"/>
+    <w:multiLevelType w:val="hybridMultilevel"/>
+    <w:tmpl w:val="B080C1C4"/>
+    <w:lvl w:ilvl="0" w:tplc="66BA83B2">
+      <w:start w:val="1"/>
+      <w:numFmt w:val="upperRoman"/>
+      <w:lvlText w:val="%1."/>
+      <w:lvlJc w:val="left"/>
+      <w:pPr>
+        <w:ind w:left="1429" w:hanging="720"/>
+      </w:pPr>
+      <w:rPr>
+        <w:rFonts w:hint="default"/>
+      </w:rPr>
+    </w:lvl>
+    <w:lvl w:ilvl="1" w:tplc="04190019" w:tentative="1">
+      <w:start w:val="1"/>
+      <w:numFmt w:val="lowerLetter"/>
+      <w:lvlText w:val="%2."/>
+      <w:lvlJc w:val="left"/>
+      <w:pPr>
+        <w:ind w:left="1789" w:hanging="360"/>
+      </w:pPr>
+    </w:lvl>
+    <w:lvl w:ilvl="2" w:tplc="0419001B" w:tentative="1">
+      <w:start w:val="1"/>
+      <w:numFmt w:val="lowerRoman"/>
+      <w:lvlText w:val="%3."/>
+      <w:lvlJc w:val="right"/>
+      <w:pPr>
+        <w:ind w:left="2509" w:hanging="180"/>
+      </w:pPr>
+    </w:lvl>
+    <w:lvl w:ilvl="3" w:tplc="0419000F" w:tentative="1">
+      <w:start w:val="1"/>
+      <w:numFmt w:val="decimal"/>
+      <w:lvlText w:val="%4."/>
+      <w:lvlJc w:val="left"/>
+      <w:pPr>
+        <w:ind w:left="3229" w:hanging="360"/>
+      </w:pPr>
+    </w:lvl>
+    <w:lvl w:ilvl="4" w:tplc="04190019" w:tentative="1">
+      <w:start w:val="1"/>
+      <w:numFmt w:val="lowerLetter"/>
+      <w:lvlText w:val="%5."/>
+      <w:lvlJc w:val="left"/>
+      <w:pPr>
+        <w:ind w:left="3949" w:hanging="360"/>
+      </w:pPr>
+    </w:lvl>
+    <w:lvl w:ilvl="5" w:tplc="0419001B" w:tentative="1">
+      <w:start w:val="1"/>
+      <w:numFmt w:val="lowerRoman"/>
+      <w:lvlText w:val="%6."/>
+      <w:lvlJc w:val="right"/>
+      <w:pPr>
+        <w:ind w:left="4669" w:hanging="180"/>
+      </w:pPr>
+    </w:lvl>
+    <w:lvl w:ilvl="6" w:tplc="0419000F" w:tentative="1">
+      <w:start w:val="1"/>
+      <w:numFmt w:val="decimal"/>
+      <w:lvlText w:val="%7."/>
+      <w:lvlJc w:val="left"/>
+      <w:pPr>
+        <w:ind w:left="5389" w:hanging="360"/>
+      </w:pPr>
+    </w:lvl>
+    <w:lvl w:ilvl="7" w:tplc="04190019" w:tentative="1">
+      <w:start w:val="1"/>
+      <w:numFmt w:val="lowerLetter"/>
+      <w:lvlText w:val="%8."/>
+      <w:lvlJc w:val="left"/>
+      <w:pPr>
+        <w:ind w:left="6109" w:hanging="360"/>
+      </w:pPr>
+    </w:lvl>
+    <w:lvl w:ilvl="8" w:tplc="0419001B" w:tentative="1">
+      <w:start w:val="1"/>
+      <w:numFmt w:val="lowerRoman"/>
+      <w:lvlText w:val="%9."/>
+      <w:lvlJc w:val="right"/>
+      <w:pPr>
+        <w:ind w:left="6829" w:hanging="180"/>
+      </w:pPr>
+    </w:lvl>
+  </w:abstractNum>
+  <w:num w:numId="1" w16cid:durableId="1661889298">
+    <w:abstractNumId w:val="2"/>
+  </w:num>
+  <w:num w:numId="2" w16cid:durableId="1413158437">
+    <w:abstractNumId w:val="3"/>
+  </w:num>
+  <w:num w:numId="3" w16cid:durableId="600836895">
+    <w:abstractNumId w:val="1"/>
+  </w:num>
+  <w:num w:numId="4" w16cid:durableId="600378513">
+    <w:abstractNumId w:val="0"/>
+  </w:num>
+</w:numbering>
+</file>
+
 <file path=word/styles.xml><?xml version="1.0" encoding="utf-8"?>
-<w:styles xmlns:mc="http://schemas.openxmlformats.org/markup-compatibility/2006" xmlns:r="http://schemas.openxmlformats.org/officeDocument/2006/relationships" xmlns:w="http://schemas.openxmlformats.org/wordprocessingml/2006/main" xmlns:w14="http://schemas.microsoft.com/office/word/2010/wordml" xmlns:w15="http://schemas.microsoft.com/office/word/2012/wordml" xmlns:w16cex="http://schemas.microsoft.com/office/word/2018/wordml/cex" xmlns:w16cid="http://schemas.microsoft.com/office/word/2016/wordml/cid" xmlns:w16="http://schemas.microsoft.com/office/word/2018/wordml" xmlns:w16du="http://schemas.microsoft.com/office/word/2023/wordml/word16du" xmlns:w16sdtdh="http://schemas.microsoft.com/office/word/2020/wordml/sdtdatahash" xmlns:w16sdtfl="http://schemas.microsoft.com/office/word/2024/wordml/sdtformatlock" xmlns:w16se="http://schemas.microsoft.com/office/word/2015/wordml/symex" mc:Ignorable="w14 w15 w16se w16cid w16 w16cex w16sdtdh w16sdtfl w16du">
+<w:styles xmlns:mc="http://schemas.openxmlformats.org/markup-compatibility/2006" xmlns:r="http://schemas.openxmlformats.org/officeDocument/2006/relationships" xmlns:w="http://schemas.openxmlformats.org/wordprocessingml/2006/main" xmlns:w14="http://schemas.microsoft.com/office/word/2010/wordml" xmlns:w15="http://schemas.microsoft.com/office/word/2012/wordml" xmlns:w16cex="http://schemas.microsoft.com/office/word/2018/wordml/cex" xmlns:w16cid="http://schemas.microsoft.com/office/word/2016/wordml/cid" xmlns:w16="http://schemas.microsoft.com/office/word/2018/wordml" xmlns:w16sdtdh="http://schemas.microsoft.com/office/word/2020/wordml/sdtdatahash" xmlns:w16se="http://schemas.microsoft.com/office/word/2015/wordml/symex" mc:Ignorable="w14 w15 w16se w16cid w16 w16cex w16sdtdh">
   <w:docDefaults>
     <w:rPrDefault>
       <w:rPr>
@@ -451,6 +2979,16 @@
   <w:style w:type="paragraph" w:default="1" w:styleId="a">
     <w:name w:val="Normal"/>
     <w:qFormat/>
+    <w:rsid w:val="007B604E"/>
+    <w:pPr>
+      <w:spacing w:after="0" w:line="360" w:lineRule="auto"/>
+      <w:ind w:firstLine="709"/>
+      <w:jc w:val="both"/>
+    </w:pPr>
+    <w:rPr>
+      <w:rFonts w:ascii="Times New Roman" w:hAnsi="Times New Roman"/>
+      <w:sz w:val="28"/>
+    </w:rPr>
   </w:style>
   <w:style w:type="paragraph" w:styleId="1">
     <w:name w:val="heading 1"/>
@@ -459,17 +2997,17 @@
     <w:link w:val="10"/>
     <w:uiPriority w:val="9"/>
     <w:qFormat/>
-    <w:rsid w:val="00C834E2"/>
+    <w:rsid w:val="007B604E"/>
     <w:pPr>
       <w:keepNext/>
       <w:keepLines/>
-      <w:spacing w:after="0" w:line="360" w:lineRule="auto"/>
       <w:jc w:val="center"/>
       <w:outlineLvl w:val="0"/>
     </w:pPr>
     <w:rPr>
-      <w:rFonts w:asciiTheme="majorHAnsi" w:eastAsiaTheme="majorEastAsia" w:hAnsiTheme="majorHAnsi" w:cstheme="majorBidi"/>
-      <w:sz w:val="40"/>
+      <w:rFonts w:eastAsiaTheme="majorEastAsia" w:cstheme="majorBidi"/>
+      <w:b/>
+      <w:sz w:val="36"/>
       <w:szCs w:val="40"/>
     </w:rPr>
   </w:style>
@@ -481,17 +3019,17 @@
     <w:uiPriority w:val="9"/>
     <w:unhideWhenUsed/>
     <w:qFormat/>
-    <w:rsid w:val="00C834E2"/>
+    <w:rsid w:val="007B604E"/>
     <w:pPr>
       <w:keepNext/>
       <w:keepLines/>
-      <w:spacing w:after="0" w:line="360" w:lineRule="auto"/>
-      <w:ind w:firstLine="709"/>
-      <w:jc w:val="both"/>
+      <w:ind w:firstLine="0"/>
+      <w:jc w:val="center"/>
       <w:outlineLvl w:val="1"/>
     </w:pPr>
     <w:rPr>
-      <w:rFonts w:asciiTheme="majorHAnsi" w:eastAsiaTheme="majorEastAsia" w:hAnsiTheme="majorHAnsi" w:cstheme="majorBidi"/>
+      <w:rFonts w:eastAsiaTheme="majorEastAsia" w:cstheme="majorBidi"/>
+      <w:i/>
       <w:sz w:val="32"/>
       <w:szCs w:val="32"/>
     </w:rPr>
@@ -502,20 +3040,17 @@
     <w:next w:val="a"/>
     <w:link w:val="30"/>
     <w:uiPriority w:val="9"/>
-    <w:semiHidden/>
     <w:unhideWhenUsed/>
     <w:qFormat/>
-    <w:rsid w:val="00515674"/>
+    <w:rsid w:val="007B604E"/>
     <w:pPr>
       <w:keepNext/>
       <w:keepLines/>
-      <w:spacing w:before="160" w:after="80"/>
+      <w:ind w:firstLine="0"/>
       <w:outlineLvl w:val="2"/>
     </w:pPr>
     <w:rPr>
       <w:rFonts w:eastAsiaTheme="majorEastAsia" w:cstheme="majorBidi"/>
-      <w:color w:val="2F5496" w:themeColor="accent1" w:themeShade="BF"/>
-      <w:sz w:val="28"/>
       <w:szCs w:val="28"/>
     </w:rPr>
   </w:style>
@@ -576,7 +3111,7 @@
     <w:pPr>
       <w:keepNext/>
       <w:keepLines/>
-      <w:spacing w:before="40" w:after="0"/>
+      <w:spacing w:before="40"/>
       <w:outlineLvl w:val="5"/>
     </w:pPr>
     <w:rPr>
@@ -599,7 +3134,7 @@
     <w:pPr>
       <w:keepNext/>
       <w:keepLines/>
-      <w:spacing w:before="40" w:after="0"/>
+      <w:spacing w:before="40"/>
       <w:outlineLvl w:val="6"/>
     </w:pPr>
     <w:rPr>
@@ -620,7 +3155,6 @@
     <w:pPr>
       <w:keepNext/>
       <w:keepLines/>
-      <w:spacing w:after="0"/>
       <w:outlineLvl w:val="7"/>
     </w:pPr>
     <w:rPr>
@@ -643,7 +3177,6 @@
     <w:pPr>
       <w:keepNext/>
       <w:keepLines/>
-      <w:spacing w:after="0"/>
       <w:outlineLvl w:val="8"/>
     </w:pPr>
     <w:rPr>
@@ -654,7 +3187,6 @@
   <w:style w:type="character" w:default="1" w:styleId="a0">
     <w:name w:val="Default Paragraph Font"/>
     <w:uiPriority w:val="1"/>
-    <w:semiHidden/>
     <w:unhideWhenUsed/>
   </w:style>
   <w:style w:type="table" w:default="1" w:styleId="a1">
@@ -683,10 +3215,11 @@
     <w:basedOn w:val="a0"/>
     <w:link w:val="1"/>
     <w:uiPriority w:val="9"/>
-    <w:rsid w:val="00C834E2"/>
+    <w:rsid w:val="007B604E"/>
     <w:rPr>
-      <w:rFonts w:asciiTheme="majorHAnsi" w:eastAsiaTheme="majorEastAsia" w:hAnsiTheme="majorHAnsi" w:cstheme="majorBidi"/>
-      <w:sz w:val="40"/>
+      <w:rFonts w:ascii="Times New Roman" w:eastAsiaTheme="majorEastAsia" w:hAnsi="Times New Roman" w:cstheme="majorBidi"/>
+      <w:b/>
+      <w:sz w:val="36"/>
       <w:szCs w:val="40"/>
     </w:rPr>
   </w:style>
@@ -695,9 +3228,10 @@
     <w:basedOn w:val="a0"/>
     <w:link w:val="2"/>
     <w:uiPriority w:val="9"/>
-    <w:rsid w:val="00C834E2"/>
+    <w:rsid w:val="007B604E"/>
     <w:rPr>
-      <w:rFonts w:asciiTheme="majorHAnsi" w:eastAsiaTheme="majorEastAsia" w:hAnsiTheme="majorHAnsi" w:cstheme="majorBidi"/>
+      <w:rFonts w:ascii="Times New Roman" w:eastAsiaTheme="majorEastAsia" w:hAnsi="Times New Roman" w:cstheme="majorBidi"/>
+      <w:i/>
       <w:sz w:val="32"/>
       <w:szCs w:val="32"/>
     </w:rPr>
@@ -707,11 +3241,9 @@
     <w:basedOn w:val="a0"/>
     <w:link w:val="3"/>
     <w:uiPriority w:val="9"/>
-    <w:semiHidden/>
-    <w:rsid w:val="00515674"/>
+    <w:rsid w:val="007B604E"/>
     <w:rPr>
-      <w:rFonts w:eastAsiaTheme="majorEastAsia" w:cstheme="majorBidi"/>
-      <w:color w:val="2F5496" w:themeColor="accent1" w:themeShade="BF"/>
+      <w:rFonts w:ascii="Times New Roman" w:eastAsiaTheme="majorEastAsia" w:hAnsi="Times New Roman" w:cstheme="majorBidi"/>
       <w:sz w:val="28"/>
       <w:szCs w:val="28"/>
     </w:rPr>
@@ -840,12 +3372,12 @@
       <w:numPr>
         <w:ilvl w:val="1"/>
       </w:numPr>
+      <w:ind w:firstLine="709"/>
     </w:pPr>
     <w:rPr>
       <w:rFonts w:eastAsiaTheme="majorEastAsia" w:cstheme="majorBidi"/>
       <w:color w:val="595959" w:themeColor="text1" w:themeTint="A6"/>
       <w:spacing w:val="15"/>
-      <w:sz w:val="28"/>
       <w:szCs w:val="28"/>
     </w:rPr>
   </w:style>
@@ -964,6 +3496,25 @@
       <w:color w:val="2F5496" w:themeColor="accent1" w:themeShade="BF"/>
       <w:spacing w:val="5"/>
     </w:rPr>
+  </w:style>
+  <w:style w:type="table" w:styleId="ac">
+    <w:name w:val="Table Grid"/>
+    <w:basedOn w:val="a1"/>
+    <w:uiPriority w:val="39"/>
+    <w:rsid w:val="00C76A45"/>
+    <w:pPr>
+      <w:spacing w:after="0" w:line="240" w:lineRule="auto"/>
+    </w:pPr>
+    <w:tblPr>
+      <w:tblBorders>
+        <w:top w:val="single" w:sz="4" w:space="0" w:color="auto"/>
+        <w:left w:val="single" w:sz="4" w:space="0" w:color="auto"/>
+        <w:bottom w:val="single" w:sz="4" w:space="0" w:color="auto"/>
+        <w:right w:val="single" w:sz="4" w:space="0" w:color="auto"/>
+        <w:insideH w:val="single" w:sz="4" w:space="0" w:color="auto"/>
+        <w:insideV w:val="single" w:sz="4" w:space="0" w:color="auto"/>
+      </w:tblBorders>
+    </w:tblPr>
   </w:style>
 </w:styles>
 </file>
